--- a/exercises/Exercise on Equilibrium_Answers.docx
+++ b/exercises/Exercise on Equilibrium_Answers.docx
@@ -1,6 +1,6 @@
 
 <file path=word/document.xml><?xml version="1.0" encoding="utf-8"?>
-<w:document xmlns:wpc="http://schemas.microsoft.com/office/word/2010/wordprocessingCanvas" xmlns:cx="http://schemas.microsoft.com/office/drawing/2014/chartex" xmlns:cx1="http://schemas.microsoft.com/office/drawing/2015/9/8/chartex" xmlns:cx2="http://schemas.microsoft.com/office/drawing/2015/10/21/chartex" xmlns:cx3="http://schemas.microsoft.com/office/drawing/2016/5/9/chartex" xmlns:cx4="http://schemas.microsoft.com/office/drawing/2016/5/10/chartex" xmlns:cx5="http://schemas.microsoft.com/office/drawing/2016/5/11/chartex" xmlns:cx6="http://schemas.microsoft.com/office/drawing/2016/5/12/chartex" xmlns:cx7="http://schemas.microsoft.com/office/drawing/2016/5/13/chartex" xmlns:cx8="http://schemas.microsoft.com/office/drawing/2016/5/14/chartex" xmlns:mc="http://schemas.openxmlformats.org/markup-compatibility/2006" xmlns:aink="http://schemas.microsoft.com/office/drawing/2016/ink" xmlns:am3d="http://schemas.microsoft.com/office/drawing/2017/model3d" xmlns:o="urn:schemas-microsoft-com:office:office" xmlns:r="http://schemas.openxmlformats.org/officeDocument/2006/relationships" xmlns:m="http://schemas.openxmlformats.org/officeDocument/2006/math" xmlns:v="urn:schemas-microsoft-com:vml" xmlns:wp14="http://schemas.microsoft.com/office/word/2010/wordprocessingDrawing" xmlns:wp="http://schemas.openxmlformats.org/drawingml/2006/wordprocessingDrawing" xmlns:w10="urn:schemas-microsoft-com:office:word" xmlns:w="http://schemas.openxmlformats.org/wordprocessingml/2006/main" xmlns:w14="http://schemas.microsoft.com/office/word/2010/wordml" xmlns:w15="http://schemas.microsoft.com/office/word/2012/wordml" xmlns:w16cex="http://schemas.microsoft.com/office/word/2018/wordml/cex" xmlns:w16cid="http://schemas.microsoft.com/office/word/2016/wordml/cid" xmlns:w16="http://schemas.microsoft.com/office/word/2018/wordml" xmlns:w16se="http://schemas.microsoft.com/office/word/2015/wordml/symex" xmlns:wpg="http://schemas.microsoft.com/office/word/2010/wordprocessingGroup" xmlns:wpi="http://schemas.microsoft.com/office/word/2010/wordprocessingInk" xmlns:wne="http://schemas.microsoft.com/office/word/2006/wordml" xmlns:wps="http://schemas.microsoft.com/office/word/2010/wordprocessingShape" mc:Ignorable="w14 w15 w16se w16cid w16 w16cex wp14">
+<w:document xmlns:wpc="http://schemas.microsoft.com/office/word/2010/wordprocessingCanvas" xmlns:cx="http://schemas.microsoft.com/office/drawing/2014/chartex" xmlns:cx1="http://schemas.microsoft.com/office/drawing/2015/9/8/chartex" xmlns:cx2="http://schemas.microsoft.com/office/drawing/2015/10/21/chartex" xmlns:cx3="http://schemas.microsoft.com/office/drawing/2016/5/9/chartex" xmlns:cx4="http://schemas.microsoft.com/office/drawing/2016/5/10/chartex" xmlns:cx5="http://schemas.microsoft.com/office/drawing/2016/5/11/chartex" xmlns:cx6="http://schemas.microsoft.com/office/drawing/2016/5/12/chartex" xmlns:cx7="http://schemas.microsoft.com/office/drawing/2016/5/13/chartex" xmlns:cx8="http://schemas.microsoft.com/office/drawing/2016/5/14/chartex" xmlns:mc="http://schemas.openxmlformats.org/markup-compatibility/2006" xmlns:aink="http://schemas.microsoft.com/office/drawing/2016/ink" xmlns:am3d="http://schemas.microsoft.com/office/drawing/2017/model3d" xmlns:o="urn:schemas-microsoft-com:office:office" xmlns:oel="http://schemas.microsoft.com/office/2019/extlst" xmlns:r="http://schemas.openxmlformats.org/officeDocument/2006/relationships" xmlns:m="http://schemas.openxmlformats.org/officeDocument/2006/math" xmlns:v="urn:schemas-microsoft-com:vml" xmlns:wp14="http://schemas.microsoft.com/office/word/2010/wordprocessingDrawing" xmlns:wp="http://schemas.openxmlformats.org/drawingml/2006/wordprocessingDrawing" xmlns:w10="urn:schemas-microsoft-com:office:word" xmlns:w="http://schemas.openxmlformats.org/wordprocessingml/2006/main" xmlns:w14="http://schemas.microsoft.com/office/word/2010/wordml" xmlns:w15="http://schemas.microsoft.com/office/word/2012/wordml" xmlns:w16cex="http://schemas.microsoft.com/office/word/2018/wordml/cex" xmlns:w16cid="http://schemas.microsoft.com/office/word/2016/wordml/cid" xmlns:w16="http://schemas.microsoft.com/office/word/2018/wordml" xmlns:w16du="http://schemas.microsoft.com/office/word/2023/wordml/word16du" xmlns:w16sdtdh="http://schemas.microsoft.com/office/word/2020/wordml/sdtdatahash" xmlns:w16sdtfl="http://schemas.microsoft.com/office/word/2024/wordml/sdtformatlock" xmlns:w16se="http://schemas.microsoft.com/office/word/2015/wordml/symex" xmlns:wpg="http://schemas.microsoft.com/office/word/2010/wordprocessingGroup" xmlns:wpi="http://schemas.microsoft.com/office/word/2010/wordprocessingInk" xmlns:wne="http://schemas.microsoft.com/office/word/2006/wordml" xmlns:wps="http://schemas.microsoft.com/office/word/2010/wordprocessingShape" mc:Ignorable="w14 w15 w16se w16cid w16 w16cex w16sdtdh w16sdtfl w16du wp14">
   <w:body>
     <w:p>
       <w:pPr>
@@ -1253,6 +1253,52 @@
     </w:p>
     <w:p>
       <w:pPr>
+        <w:jc w:val="center"/>
+      </w:pPr>
+      <w:r>
+        <w:rPr>
+          <w:noProof/>
+        </w:rPr>
+        <w:lastRenderedPageBreak/>
+        <w:drawing>
+          <wp:inline distT="0" distB="0" distL="0" distR="0" wp14:anchorId="2637CCD0" wp14:editId="45B91E7B">
+            <wp:extent cx="4937760" cy="4320540"/>
+            <wp:effectExtent l="0" t="0" r="0" b="0"/>
+            <wp:docPr id="22" name="Picture 22"/>
+            <wp:cNvGraphicFramePr>
+              <a:graphicFrameLocks xmlns:a="http://schemas.openxmlformats.org/drawingml/2006/main" noChangeAspect="1"/>
+            </wp:cNvGraphicFramePr>
+            <a:graphic xmlns:a="http://schemas.openxmlformats.org/drawingml/2006/main">
+              <a:graphicData uri="http://schemas.openxmlformats.org/drawingml/2006/picture">
+                <pic:pic xmlns:pic="http://schemas.openxmlformats.org/drawingml/2006/picture">
+                  <pic:nvPicPr>
+                    <pic:cNvPr id="0" name="equilibrium_graph.png"/>
+                    <pic:cNvPicPr/>
+                  </pic:nvPicPr>
+                  <pic:blipFill>
+                    <a:blip r:embed="rId5"/>
+                    <a:stretch>
+                      <a:fillRect/>
+                    </a:stretch>
+                  </pic:blipFill>
+                  <pic:spPr>
+                    <a:xfrm>
+                      <a:off x="0" y="0"/>
+                      <a:ext cx="4937760" cy="4320540"/>
+                    </a:xfrm>
+                    <a:prstGeom prst="rect">
+                      <a:avLst/>
+                    </a:prstGeom>
+                  </pic:spPr>
+                </pic:pic>
+              </a:graphicData>
+            </a:graphic>
+          </wp:inline>
+        </w:drawing>
+      </w:r>
+    </w:p>
+    <w:p>
+      <w:pPr>
         <w:pStyle w:val="ListParagraph"/>
         <w:numPr>
           <w:ilvl w:val="0"/>
@@ -1429,1939 +1475,6 @@
           <w:lang w:val="en-US"/>
         </w:rPr>
         <w:t>18+9=27</w:t>
-      </w:r>
-    </w:p>
-    <w:p>
-      <w:pPr>
-        <w:pStyle w:val="ListParagraph"/>
-        <w:rPr>
-          <w:rFonts w:ascii="Times New Roman" w:eastAsiaTheme="minorEastAsia" w:hAnsi="Times New Roman" w:cs="Times New Roman"/>
-          <w:b/>
-          <w:sz w:val="24"/>
-          <w:szCs w:val="24"/>
-          <w:lang w:val="en-US"/>
-        </w:rPr>
-      </w:pPr>
-    </w:p>
-    <w:p>
-      <w:pPr>
-        <w:pStyle w:val="ListParagraph"/>
-        <w:rPr>
-          <w:rFonts w:ascii="Times New Roman" w:eastAsiaTheme="minorEastAsia" w:hAnsi="Times New Roman" w:cs="Times New Roman"/>
-          <w:b/>
-          <w:sz w:val="24"/>
-          <w:szCs w:val="24"/>
-          <w:lang w:val="en-US"/>
-        </w:rPr>
-      </w:pPr>
-    </w:p>
-    <w:p>
-      <w:pPr>
-        <w:pStyle w:val="ListParagraph"/>
-        <w:rPr>
-          <w:rFonts w:ascii="Times New Roman" w:eastAsiaTheme="minorEastAsia" w:hAnsi="Times New Roman" w:cs="Times New Roman"/>
-          <w:b/>
-          <w:sz w:val="24"/>
-          <w:szCs w:val="24"/>
-          <w:lang w:val="en-US"/>
-        </w:rPr>
-      </w:pPr>
-    </w:p>
-    <w:p>
-      <w:pPr>
-        <w:pStyle w:val="ListParagraph"/>
-        <w:rPr>
-          <w:rFonts w:ascii="Times New Roman" w:eastAsiaTheme="minorEastAsia" w:hAnsi="Times New Roman" w:cs="Times New Roman"/>
-          <w:b/>
-          <w:sz w:val="24"/>
-          <w:szCs w:val="24"/>
-          <w:lang w:val="en-US"/>
-        </w:rPr>
-      </w:pPr>
-    </w:p>
-    <w:p>
-      <w:pPr>
-        <w:pStyle w:val="ListParagraph"/>
-        <w:rPr>
-          <w:rFonts w:ascii="Times New Roman" w:eastAsiaTheme="minorEastAsia" w:hAnsi="Times New Roman" w:cs="Times New Roman"/>
-          <w:b/>
-          <w:sz w:val="24"/>
-          <w:szCs w:val="24"/>
-          <w:lang w:val="en-US"/>
-        </w:rPr>
-      </w:pPr>
-    </w:p>
-    <w:p>
-      <w:pPr>
-        <w:pStyle w:val="ListParagraph"/>
-        <w:rPr>
-          <w:rFonts w:ascii="Times New Roman" w:eastAsiaTheme="minorEastAsia" w:hAnsi="Times New Roman" w:cs="Times New Roman"/>
-          <w:b/>
-          <w:sz w:val="24"/>
-          <w:szCs w:val="24"/>
-          <w:lang w:val="en-US"/>
-        </w:rPr>
-      </w:pPr>
-    </w:p>
-    <w:p>
-      <w:pPr>
-        <w:pStyle w:val="ListParagraph"/>
-        <w:rPr>
-          <w:rFonts w:ascii="Times New Roman" w:eastAsiaTheme="minorEastAsia" w:hAnsi="Times New Roman" w:cs="Times New Roman"/>
-          <w:b/>
-          <w:sz w:val="24"/>
-          <w:szCs w:val="24"/>
-          <w:lang w:val="en-US"/>
-        </w:rPr>
-      </w:pPr>
-    </w:p>
-    <w:p>
-      <w:pPr>
-        <w:pStyle w:val="ListParagraph"/>
-        <w:rPr>
-          <w:rFonts w:ascii="Times New Roman" w:eastAsiaTheme="minorEastAsia" w:hAnsi="Times New Roman" w:cs="Times New Roman"/>
-          <w:b/>
-          <w:sz w:val="24"/>
-          <w:szCs w:val="24"/>
-          <w:lang w:val="en-US"/>
-        </w:rPr>
-      </w:pPr>
-    </w:p>
-    <w:p>
-      <w:pPr>
-        <w:pStyle w:val="ListParagraph"/>
-        <w:rPr>
-          <w:rFonts w:ascii="Times New Roman" w:eastAsiaTheme="minorEastAsia" w:hAnsi="Times New Roman" w:cs="Times New Roman"/>
-          <w:b/>
-          <w:sz w:val="24"/>
-          <w:szCs w:val="24"/>
-          <w:lang w:val="en-US"/>
-        </w:rPr>
-      </w:pPr>
-    </w:p>
-    <w:p>
-      <w:pPr>
-        <w:pStyle w:val="ListParagraph"/>
-        <w:rPr>
-          <w:rFonts w:ascii="Times New Roman" w:eastAsiaTheme="minorEastAsia" w:hAnsi="Times New Roman" w:cs="Times New Roman"/>
-          <w:b/>
-          <w:sz w:val="24"/>
-          <w:szCs w:val="24"/>
-          <w:lang w:val="en-US"/>
-        </w:rPr>
-      </w:pPr>
-    </w:p>
-    <w:p>
-      <w:pPr>
-        <w:pStyle w:val="ListParagraph"/>
-        <w:rPr>
-          <w:rFonts w:ascii="Times New Roman" w:eastAsiaTheme="minorEastAsia" w:hAnsi="Times New Roman" w:cs="Times New Roman"/>
-          <w:b/>
-          <w:sz w:val="24"/>
-          <w:szCs w:val="24"/>
-          <w:lang w:val="en-US"/>
-        </w:rPr>
-      </w:pPr>
-    </w:p>
-    <w:p>
-      <w:pPr>
-        <w:pStyle w:val="ListParagraph"/>
-        <w:rPr>
-          <w:rFonts w:ascii="Times New Roman" w:eastAsiaTheme="minorEastAsia" w:hAnsi="Times New Roman" w:cs="Times New Roman"/>
-          <w:b/>
-          <w:sz w:val="24"/>
-          <w:szCs w:val="24"/>
-          <w:lang w:val="en-US"/>
-        </w:rPr>
-      </w:pPr>
-    </w:p>
-    <w:p>
-      <w:pPr>
-        <w:pStyle w:val="ListParagraph"/>
-        <w:rPr>
-          <w:rFonts w:ascii="Times New Roman" w:eastAsiaTheme="minorEastAsia" w:hAnsi="Times New Roman" w:cs="Times New Roman"/>
-          <w:b/>
-          <w:sz w:val="24"/>
-          <w:szCs w:val="24"/>
-          <w:lang w:val="en-US"/>
-        </w:rPr>
-      </w:pPr>
-    </w:p>
-    <w:p>
-      <w:pPr>
-        <w:pStyle w:val="ListParagraph"/>
-        <w:rPr>
-          <w:rFonts w:ascii="Times New Roman" w:eastAsiaTheme="minorEastAsia" w:hAnsi="Times New Roman" w:cs="Times New Roman"/>
-          <w:b/>
-          <w:sz w:val="24"/>
-          <w:szCs w:val="24"/>
-          <w:lang w:val="en-US"/>
-        </w:rPr>
-      </w:pPr>
-    </w:p>
-    <w:p>
-      <w:pPr>
-        <w:pStyle w:val="ListParagraph"/>
-        <w:rPr>
-          <w:rFonts w:ascii="Times New Roman" w:eastAsiaTheme="minorEastAsia" w:hAnsi="Times New Roman" w:cs="Times New Roman"/>
-          <w:b/>
-          <w:sz w:val="24"/>
-          <w:szCs w:val="24"/>
-          <w:lang w:val="en-US"/>
-        </w:rPr>
-      </w:pPr>
-    </w:p>
-    <w:p>
-      <w:pPr>
-        <w:pStyle w:val="ListParagraph"/>
-        <w:rPr>
-          <w:rFonts w:ascii="Times New Roman" w:eastAsiaTheme="minorEastAsia" w:hAnsi="Times New Roman" w:cs="Times New Roman"/>
-          <w:b/>
-          <w:sz w:val="24"/>
-          <w:szCs w:val="24"/>
-          <w:lang w:val="en-US"/>
-        </w:rPr>
-      </w:pPr>
-      <w:r>
-        <w:rPr>
-          <w:rFonts w:ascii="Times New Roman" w:eastAsiaTheme="minorEastAsia" w:hAnsi="Times New Roman" w:cs="Times New Roman"/>
-          <w:noProof/>
-          <w:sz w:val="24"/>
-          <w:szCs w:val="24"/>
-          <w:lang w:eastAsia="nb-NO"/>
-        </w:rPr>
-        <w:lastRenderedPageBreak/>
-        <mc:AlternateContent>
-          <mc:Choice Requires="wps">
-            <w:drawing>
-              <wp:anchor distT="0" distB="0" distL="114300" distR="114300" simplePos="0" relativeHeight="251668480" behindDoc="0" locked="0" layoutInCell="1" allowOverlap="1" wp14:anchorId="511F37F8" wp14:editId="5402D912">
-                <wp:simplePos x="0" y="0"/>
-                <wp:positionH relativeFrom="column">
-                  <wp:posOffset>-62767</wp:posOffset>
-                </wp:positionH>
-                <wp:positionV relativeFrom="paragraph">
-                  <wp:posOffset>218977</wp:posOffset>
-                </wp:positionV>
-                <wp:extent cx="386715" cy="330591"/>
-                <wp:effectExtent l="0" t="0" r="13335" b="12700"/>
-                <wp:wrapNone/>
-                <wp:docPr id="5" name="Text Box 5"/>
-                <wp:cNvGraphicFramePr/>
-                <a:graphic xmlns:a="http://schemas.openxmlformats.org/drawingml/2006/main">
-                  <a:graphicData uri="http://schemas.microsoft.com/office/word/2010/wordprocessingShape">
-                    <wps:wsp>
-                      <wps:cNvSpPr txBox="1"/>
-                      <wps:spPr>
-                        <a:xfrm>
-                          <a:off x="0" y="0"/>
-                          <a:ext cx="386715" cy="330591"/>
-                        </a:xfrm>
-                        <a:prstGeom prst="rect">
-                          <a:avLst/>
-                        </a:prstGeom>
-                        <a:solidFill>
-                          <a:schemeClr val="lt1"/>
-                        </a:solidFill>
-                        <a:ln w="6350">
-                          <a:solidFill>
-                            <a:prstClr val="black"/>
-                          </a:solidFill>
-                        </a:ln>
-                      </wps:spPr>
-                      <wps:txbx>
-                        <w:txbxContent>
-                          <w:p>
-                            <w:r>
-                              <w:t>P</w:t>
-                            </w:r>
-                          </w:p>
-                        </w:txbxContent>
-                      </wps:txbx>
-                      <wps:bodyPr rot="0" spcFirstLastPara="0" vertOverflow="overflow" horzOverflow="overflow" vert="horz" wrap="square" lIns="91440" tIns="45720" rIns="91440" bIns="45720" numCol="1" spcCol="0" rtlCol="0" fromWordArt="0" anchor="t" anchorCtr="0" forceAA="0" compatLnSpc="1">
-                        <a:prstTxWarp prst="textNoShape">
-                          <a:avLst/>
-                        </a:prstTxWarp>
-                        <a:noAutofit/>
-                      </wps:bodyPr>
-                    </wps:wsp>
-                  </a:graphicData>
-                </a:graphic>
-                <wp14:sizeRelH relativeFrom="margin">
-                  <wp14:pctWidth>0</wp14:pctWidth>
-                </wp14:sizeRelH>
-                <wp14:sizeRelV relativeFrom="margin">
-                  <wp14:pctHeight>0</wp14:pctHeight>
-                </wp14:sizeRelV>
-              </wp:anchor>
-            </w:drawing>
-          </mc:Choice>
-          <mc:Fallback>
-            <w:pict>
-              <v:shapetype id="_x0000_t202" coordsize="21600,21600" o:spt="202" path="m,l,21600r21600,l21600,xe">
-                <v:stroke joinstyle="miter"/>
-                <v:path gradientshapeok="t" o:connecttype="rect"/>
-              </v:shapetype>
-              <v:shape id="Text Box 5" o:spid="_x0000_s1026" type="#_x0000_t202" style="position:absolute;left:0;text-align:left;margin-left:-4.95pt;margin-top:17.25pt;width:30.45pt;height:26.05pt;z-index:251668480;visibility:visible;mso-wrap-style:square;mso-width-percent:0;mso-height-percent:0;mso-wrap-distance-left:9pt;mso-wrap-distance-top:0;mso-wrap-distance-right:9pt;mso-wrap-distance-bottom:0;mso-position-horizontal:absolute;mso-position-horizontal-relative:text;mso-position-vertical:absolute;mso-position-vertical-relative:text;mso-width-percent:0;mso-height-percent:0;mso-width-relative:margin;mso-height-relative:margin;v-text-anchor:top" o:gfxdata="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" fillcolor="white [3201]" strokeweight=".5pt">
-                <v:textbox>
-                  <w:txbxContent>
-                    <w:p>
-                      <w:r>
-                        <w:t>P</w:t>
-                      </w:r>
-                    </w:p>
-                  </w:txbxContent>
-                </v:textbox>
-              </v:shape>
-            </w:pict>
-          </mc:Fallback>
-        </mc:AlternateContent>
-      </w:r>
-      <w:r>
-        <w:rPr>
-          <w:rFonts w:ascii="Times New Roman" w:eastAsiaTheme="minorEastAsia" w:hAnsi="Times New Roman" w:cs="Times New Roman"/>
-          <w:noProof/>
-          <w:sz w:val="24"/>
-          <w:szCs w:val="24"/>
-          <w:lang w:eastAsia="nb-NO"/>
-        </w:rPr>
-        <mc:AlternateContent>
-          <mc:Choice Requires="wps">
-            <w:drawing>
-              <wp:anchor distT="0" distB="0" distL="114300" distR="114300" simplePos="0" relativeHeight="251659264" behindDoc="0" locked="0" layoutInCell="1" allowOverlap="1" wp14:anchorId="31606C2D" wp14:editId="528B0EC3">
-                <wp:simplePos x="0" y="0"/>
-                <wp:positionH relativeFrom="column">
-                  <wp:posOffset>359263</wp:posOffset>
-                </wp:positionH>
-                <wp:positionV relativeFrom="paragraph">
-                  <wp:posOffset>127537</wp:posOffset>
-                </wp:positionV>
-                <wp:extent cx="35266" cy="2517775"/>
-                <wp:effectExtent l="0" t="0" r="22225" b="34925"/>
-                <wp:wrapNone/>
-                <wp:docPr id="1" name="Straight Connector 1"/>
-                <wp:cNvGraphicFramePr/>
-                <a:graphic xmlns:a="http://schemas.openxmlformats.org/drawingml/2006/main">
-                  <a:graphicData uri="http://schemas.microsoft.com/office/word/2010/wordprocessingShape">
-                    <wps:wsp>
-                      <wps:cNvCnPr/>
-                      <wps:spPr>
-                        <a:xfrm>
-                          <a:off x="0" y="0"/>
-                          <a:ext cx="35266" cy="2517775"/>
-                        </a:xfrm>
-                        <a:prstGeom prst="line">
-                          <a:avLst/>
-                        </a:prstGeom>
-                        <a:ln w="12700"/>
-                      </wps:spPr>
-                      <wps:style>
-                        <a:lnRef idx="1">
-                          <a:schemeClr val="dk1"/>
-                        </a:lnRef>
-                        <a:fillRef idx="0">
-                          <a:schemeClr val="dk1"/>
-                        </a:fillRef>
-                        <a:effectRef idx="0">
-                          <a:schemeClr val="dk1"/>
-                        </a:effectRef>
-                        <a:fontRef idx="minor">
-                          <a:schemeClr val="tx1"/>
-                        </a:fontRef>
-                      </wps:style>
-                      <wps:bodyPr/>
-                    </wps:wsp>
-                  </a:graphicData>
-                </a:graphic>
-                <wp14:sizeRelH relativeFrom="margin">
-                  <wp14:pctWidth>0</wp14:pctWidth>
-                </wp14:sizeRelH>
-                <wp14:sizeRelV relativeFrom="margin">
-                  <wp14:pctHeight>0</wp14:pctHeight>
-                </wp14:sizeRelV>
-              </wp:anchor>
-            </w:drawing>
-          </mc:Choice>
-          <mc:Fallback>
-            <w:pict>
-              <v:line w14:anchorId="64F0C581" id="Straight Connector 1" o:spid="_x0000_s1026" style="position:absolute;z-index:251659264;visibility:visible;mso-wrap-style:square;mso-width-percent:0;mso-height-percent:0;mso-wrap-distance-left:9pt;mso-wrap-distance-top:0;mso-wrap-distance-right:9pt;mso-wrap-distance-bottom:0;mso-position-horizontal:absolute;mso-position-horizontal-relative:text;mso-position-vertical:absolute;mso-position-vertical-relative:text;mso-width-percent:0;mso-height-percent:0;mso-width-relative:margin;mso-height-relative:margin" from="28.3pt,10.05pt" to="31.1pt,208.3pt" o:gfxdata="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" strokecolor="black [3200]" strokeweight="1pt">
-                <v:stroke joinstyle="miter"/>
-              </v:line>
-            </w:pict>
-          </mc:Fallback>
-        </mc:AlternateContent>
-      </w:r>
-    </w:p>
-    <w:p>
-      <w:pPr>
-        <w:pStyle w:val="ListParagraph"/>
-        <w:rPr>
-          <w:rFonts w:ascii="Times New Roman" w:eastAsiaTheme="minorEastAsia" w:hAnsi="Times New Roman" w:cs="Times New Roman"/>
-          <w:b/>
-          <w:sz w:val="24"/>
-          <w:szCs w:val="24"/>
-          <w:lang w:val="en-US"/>
-        </w:rPr>
-      </w:pPr>
-    </w:p>
-    <w:p>
-      <w:pPr>
-        <w:pStyle w:val="ListParagraph"/>
-        <w:rPr>
-          <w:rFonts w:ascii="Times New Roman" w:hAnsi="Times New Roman" w:cs="Times New Roman"/>
-          <w:b/>
-          <w:sz w:val="24"/>
-          <w:szCs w:val="24"/>
-          <w:lang w:val="en-US"/>
-        </w:rPr>
-      </w:pPr>
-    </w:p>
-    <w:p>
-      <w:r>
-        <w:rPr>
-          <w:rFonts w:ascii="Times New Roman" w:eastAsiaTheme="minorEastAsia" w:hAnsi="Times New Roman" w:cs="Times New Roman"/>
-          <w:noProof/>
-          <w:sz w:val="24"/>
-          <w:szCs w:val="24"/>
-          <w:lang w:eastAsia="nb-NO"/>
-        </w:rPr>
-        <mc:AlternateContent>
-          <mc:Choice Requires="wps">
-            <w:drawing>
-              <wp:anchor distT="0" distB="0" distL="114300" distR="114300" simplePos="0" relativeHeight="251670528" behindDoc="0" locked="0" layoutInCell="1" allowOverlap="1" wp14:anchorId="2695201B" wp14:editId="63378891">
-                <wp:simplePos x="0" y="0"/>
-                <wp:positionH relativeFrom="column">
-                  <wp:posOffset>411389</wp:posOffset>
-                </wp:positionH>
-                <wp:positionV relativeFrom="paragraph">
-                  <wp:posOffset>908141</wp:posOffset>
-                </wp:positionV>
-                <wp:extent cx="481693" cy="293914"/>
-                <wp:effectExtent l="0" t="0" r="0" b="0"/>
-                <wp:wrapNone/>
-                <wp:docPr id="19" name="Text Box 19"/>
-                <wp:cNvGraphicFramePr/>
-                <a:graphic xmlns:a="http://schemas.openxmlformats.org/drawingml/2006/main">
-                  <a:graphicData uri="http://schemas.microsoft.com/office/word/2010/wordprocessingShape">
-                    <wps:wsp>
-                      <wps:cNvSpPr txBox="1"/>
-                      <wps:spPr>
-                        <a:xfrm>
-                          <a:off x="0" y="0"/>
-                          <a:ext cx="481693" cy="293914"/>
-                        </a:xfrm>
-                        <a:prstGeom prst="rect">
-                          <a:avLst/>
-                        </a:prstGeom>
-                        <a:solidFill>
-                          <a:schemeClr val="lt1">
-                            <a:alpha val="0"/>
-                          </a:schemeClr>
-                        </a:solidFill>
-                        <a:ln w="6350">
-                          <a:noFill/>
-                        </a:ln>
-                      </wps:spPr>
-                      <wps:txbx>
-                        <w:txbxContent>
-                          <w:p>
-                            <w:pPr>
-                              <w:rPr>
-                                <w:sz w:val="12"/>
-                                <w:szCs w:val="12"/>
-                                <w:lang w:val="it-IT"/>
-                              </w:rPr>
-                            </w:pPr>
-                            <w:r>
-                              <w:rPr>
-                                <w:sz w:val="12"/>
-                                <w:szCs w:val="12"/>
-                                <w:lang w:val="it-IT"/>
-                              </w:rPr>
-                              <w:t>Conumer Surplus</w:t>
-                            </w:r>
-                          </w:p>
-                        </w:txbxContent>
-                      </wps:txbx>
-                      <wps:bodyPr rot="0" spcFirstLastPara="0" vertOverflow="overflow" horzOverflow="overflow" vert="horz" wrap="square" lIns="91440" tIns="45720" rIns="91440" bIns="45720" numCol="1" spcCol="0" rtlCol="0" fromWordArt="0" anchor="t" anchorCtr="0" forceAA="0" compatLnSpc="1">
-                        <a:prstTxWarp prst="textNoShape">
-                          <a:avLst/>
-                        </a:prstTxWarp>
-                        <a:noAutofit/>
-                      </wps:bodyPr>
-                    </wps:wsp>
-                  </a:graphicData>
-                </a:graphic>
-                <wp14:sizeRelH relativeFrom="margin">
-                  <wp14:pctWidth>0</wp14:pctWidth>
-                </wp14:sizeRelH>
-                <wp14:sizeRelV relativeFrom="margin">
-                  <wp14:pctHeight>0</wp14:pctHeight>
-                </wp14:sizeRelV>
-              </wp:anchor>
-            </w:drawing>
-          </mc:Choice>
-          <mc:Fallback>
-            <w:pict>
-              <v:shapetype w14:anchorId="2695201B" id="_x0000_t202" coordsize="21600,21600" o:spt="202" path="m,l,21600r21600,l21600,xe">
-                <v:stroke joinstyle="miter"/>
-                <v:path gradientshapeok="t" o:connecttype="rect"/>
-              </v:shapetype>
-              <v:shape id="Text Box 19" o:spid="_x0000_s1027" type="#_x0000_t202" style="position:absolute;margin-left:32.4pt;margin-top:71.5pt;width:37.95pt;height:23.15pt;z-index:251670528;visibility:visible;mso-wrap-style:square;mso-width-percent:0;mso-height-percent:0;mso-wrap-distance-left:9pt;mso-wrap-distance-top:0;mso-wrap-distance-right:9pt;mso-wrap-distance-bottom:0;mso-position-horizontal:absolute;mso-position-horizontal-relative:text;mso-position-vertical:absolute;mso-position-vertical-relative:text;mso-width-percent:0;mso-height-percent:0;mso-width-relative:margin;mso-height-relative:margin;v-text-anchor:top" o:gfxdata="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" fillcolor="white [3201]" stroked="f" strokeweight=".5pt">
-                <v:fill opacity="0"/>
-                <v:textbox>
-                  <w:txbxContent>
-                    <w:p>
-                      <w:pPr>
-                        <w:rPr>
-                          <w:sz w:val="12"/>
-                          <w:szCs w:val="12"/>
-                          <w:lang w:val="it-IT"/>
-                        </w:rPr>
-                      </w:pPr>
-                      <w:r>
-                        <w:rPr>
-                          <w:sz w:val="12"/>
-                          <w:szCs w:val="12"/>
-                          <w:lang w:val="it-IT"/>
-                        </w:rPr>
-                        <w:t>Conumer Surplus</w:t>
-                      </w:r>
-                    </w:p>
-                  </w:txbxContent>
-                </v:textbox>
-              </v:shape>
-            </w:pict>
-          </mc:Fallback>
-        </mc:AlternateContent>
-      </w:r>
-      <w:r>
-        <w:rPr>
-          <w:rFonts w:ascii="Times New Roman" w:eastAsiaTheme="minorEastAsia" w:hAnsi="Times New Roman" w:cs="Times New Roman"/>
-          <w:noProof/>
-          <w:sz w:val="24"/>
-          <w:szCs w:val="24"/>
-          <w:lang w:eastAsia="nb-NO"/>
-        </w:rPr>
-        <mc:AlternateContent>
-          <mc:Choice Requires="wps">
-            <w:drawing>
-              <wp:anchor distT="0" distB="0" distL="114300" distR="114300" simplePos="0" relativeHeight="251669504" behindDoc="0" locked="0" layoutInCell="1" allowOverlap="1" wp14:anchorId="1F88D497" wp14:editId="68D117AA">
-                <wp:simplePos x="0" y="0"/>
-                <wp:positionH relativeFrom="column">
-                  <wp:posOffset>385124</wp:posOffset>
-                </wp:positionH>
-                <wp:positionV relativeFrom="paragraph">
-                  <wp:posOffset>467705</wp:posOffset>
-                </wp:positionV>
-                <wp:extent cx="874267" cy="842279"/>
-                <wp:effectExtent l="0" t="0" r="2540" b="0"/>
-                <wp:wrapNone/>
-                <wp:docPr id="16" name="Isosceles Triangle 16"/>
-                <wp:cNvGraphicFramePr/>
-                <a:graphic xmlns:a="http://schemas.openxmlformats.org/drawingml/2006/main">
-                  <a:graphicData uri="http://schemas.microsoft.com/office/word/2010/wordprocessingShape">
-                    <wps:wsp>
-                      <wps:cNvSpPr/>
-                      <wps:spPr>
-                        <a:xfrm>
-                          <a:off x="0" y="0"/>
-                          <a:ext cx="874267" cy="842279"/>
-                        </a:xfrm>
-                        <a:custGeom>
-                          <a:avLst/>
-                          <a:gdLst>
-                            <a:gd name="connsiteX0" fmla="*/ 0 w 796925"/>
-                            <a:gd name="connsiteY0" fmla="*/ 768350 h 768350"/>
-                            <a:gd name="connsiteX1" fmla="*/ 398463 w 796925"/>
-                            <a:gd name="connsiteY1" fmla="*/ 0 h 768350"/>
-                            <a:gd name="connsiteX2" fmla="*/ 796925 w 796925"/>
-                            <a:gd name="connsiteY2" fmla="*/ 768350 h 768350"/>
-                            <a:gd name="connsiteX3" fmla="*/ 0 w 796925"/>
-                            <a:gd name="connsiteY3" fmla="*/ 768350 h 768350"/>
-                            <a:gd name="connsiteX0" fmla="*/ 3175 w 800100"/>
-                            <a:gd name="connsiteY0" fmla="*/ 812800 h 812800"/>
-                            <a:gd name="connsiteX1" fmla="*/ 0 w 800100"/>
-                            <a:gd name="connsiteY1" fmla="*/ 0 h 812800"/>
-                            <a:gd name="connsiteX2" fmla="*/ 800100 w 800100"/>
-                            <a:gd name="connsiteY2" fmla="*/ 812800 h 812800"/>
-                            <a:gd name="connsiteX3" fmla="*/ 3175 w 800100"/>
-                            <a:gd name="connsiteY3" fmla="*/ 812800 h 812800"/>
-                            <a:gd name="connsiteX0" fmla="*/ 3175 w 868001"/>
-                            <a:gd name="connsiteY0" fmla="*/ 812800 h 854314"/>
-                            <a:gd name="connsiteX1" fmla="*/ 0 w 868001"/>
-                            <a:gd name="connsiteY1" fmla="*/ 0 h 854314"/>
-                            <a:gd name="connsiteX2" fmla="*/ 868001 w 868001"/>
-                            <a:gd name="connsiteY2" fmla="*/ 854314 h 854314"/>
-                            <a:gd name="connsiteX3" fmla="*/ 3175 w 868001"/>
-                            <a:gd name="connsiteY3" fmla="*/ 812800 h 854314"/>
-                            <a:gd name="connsiteX0" fmla="*/ 3586 w 868001"/>
-                            <a:gd name="connsiteY0" fmla="*/ 854314 h 854314"/>
-                            <a:gd name="connsiteX1" fmla="*/ 0 w 868001"/>
-                            <a:gd name="connsiteY1" fmla="*/ 0 h 854314"/>
-                            <a:gd name="connsiteX2" fmla="*/ 868001 w 868001"/>
-                            <a:gd name="connsiteY2" fmla="*/ 854314 h 854314"/>
-                            <a:gd name="connsiteX3" fmla="*/ 3586 w 868001"/>
-                            <a:gd name="connsiteY3" fmla="*/ 854314 h 854314"/>
-                            <a:gd name="connsiteX0" fmla="*/ 305 w 868306"/>
-                            <a:gd name="connsiteY0" fmla="*/ 854314 h 854314"/>
-                            <a:gd name="connsiteX1" fmla="*/ 305 w 868306"/>
-                            <a:gd name="connsiteY1" fmla="*/ 0 h 854314"/>
-                            <a:gd name="connsiteX2" fmla="*/ 868306 w 868306"/>
-                            <a:gd name="connsiteY2" fmla="*/ 854314 h 854314"/>
-                            <a:gd name="connsiteX3" fmla="*/ 305 w 868306"/>
-                            <a:gd name="connsiteY3" fmla="*/ 854314 h 854314"/>
-                            <a:gd name="connsiteX0" fmla="*/ 274 w 868580"/>
-                            <a:gd name="connsiteY0" fmla="*/ 854314 h 854314"/>
-                            <a:gd name="connsiteX1" fmla="*/ 579 w 868580"/>
-                            <a:gd name="connsiteY1" fmla="*/ 0 h 854314"/>
-                            <a:gd name="connsiteX2" fmla="*/ 868580 w 868580"/>
-                            <a:gd name="connsiteY2" fmla="*/ 854314 h 854314"/>
-                            <a:gd name="connsiteX3" fmla="*/ 274 w 868580"/>
-                            <a:gd name="connsiteY3" fmla="*/ 854314 h 854314"/>
-                            <a:gd name="connsiteX0" fmla="*/ 274 w 868580"/>
-                            <a:gd name="connsiteY0" fmla="*/ 854314 h 854314"/>
-                            <a:gd name="connsiteX1" fmla="*/ 579 w 868580"/>
-                            <a:gd name="connsiteY1" fmla="*/ 0 h 854314"/>
-                            <a:gd name="connsiteX2" fmla="*/ 868580 w 868580"/>
-                            <a:gd name="connsiteY2" fmla="*/ 854314 h 854314"/>
-                            <a:gd name="connsiteX3" fmla="*/ 274 w 868580"/>
-                            <a:gd name="connsiteY3" fmla="*/ 854314 h 854314"/>
-                            <a:gd name="connsiteX0" fmla="*/ 1564 w 869870"/>
-                            <a:gd name="connsiteY0" fmla="*/ 854314 h 854314"/>
-                            <a:gd name="connsiteX1" fmla="*/ 0 w 869870"/>
-                            <a:gd name="connsiteY1" fmla="*/ 0 h 854314"/>
-                            <a:gd name="connsiteX2" fmla="*/ 869870 w 869870"/>
-                            <a:gd name="connsiteY2" fmla="*/ 854314 h 854314"/>
-                            <a:gd name="connsiteX3" fmla="*/ 1564 w 869870"/>
-                            <a:gd name="connsiteY3" fmla="*/ 854314 h 854314"/>
-                            <a:gd name="connsiteX0" fmla="*/ 305 w 870175"/>
-                            <a:gd name="connsiteY0" fmla="*/ 880154 h 880154"/>
-                            <a:gd name="connsiteX1" fmla="*/ 305 w 870175"/>
-                            <a:gd name="connsiteY1" fmla="*/ 0 h 880154"/>
-                            <a:gd name="connsiteX2" fmla="*/ 870175 w 870175"/>
-                            <a:gd name="connsiteY2" fmla="*/ 854314 h 880154"/>
-                            <a:gd name="connsiteX3" fmla="*/ 305 w 870175"/>
-                            <a:gd name="connsiteY3" fmla="*/ 880154 h 880154"/>
-                            <a:gd name="connsiteX0" fmla="*/ 305 w 894803"/>
-                            <a:gd name="connsiteY0" fmla="*/ 880154 h 880154"/>
-                            <a:gd name="connsiteX1" fmla="*/ 305 w 894803"/>
-                            <a:gd name="connsiteY1" fmla="*/ 0 h 880154"/>
-                            <a:gd name="connsiteX2" fmla="*/ 894803 w 894803"/>
-                            <a:gd name="connsiteY2" fmla="*/ 861336 h 880154"/>
-                            <a:gd name="connsiteX3" fmla="*/ 305 w 894803"/>
-                            <a:gd name="connsiteY3" fmla="*/ 880154 h 880154"/>
-                            <a:gd name="connsiteX0" fmla="*/ 2857 w 897355"/>
-                            <a:gd name="connsiteY0" fmla="*/ 880154 h 880154"/>
-                            <a:gd name="connsiteX1" fmla="*/ 0 w 897355"/>
-                            <a:gd name="connsiteY1" fmla="*/ 0 h 880154"/>
-                            <a:gd name="connsiteX2" fmla="*/ 897355 w 897355"/>
-                            <a:gd name="connsiteY2" fmla="*/ 861336 h 880154"/>
-                            <a:gd name="connsiteX3" fmla="*/ 2857 w 897355"/>
-                            <a:gd name="connsiteY3" fmla="*/ 880154 h 880154"/>
-                            <a:gd name="connsiteX0" fmla="*/ 2857 w 897355"/>
-                            <a:gd name="connsiteY0" fmla="*/ 897708 h 897708"/>
-                            <a:gd name="connsiteX1" fmla="*/ 0 w 897355"/>
-                            <a:gd name="connsiteY1" fmla="*/ 0 h 897708"/>
-                            <a:gd name="connsiteX2" fmla="*/ 897355 w 897355"/>
-                            <a:gd name="connsiteY2" fmla="*/ 878890 h 897708"/>
-                            <a:gd name="connsiteX3" fmla="*/ 2857 w 897355"/>
-                            <a:gd name="connsiteY3" fmla="*/ 897708 h 897708"/>
-                            <a:gd name="connsiteX0" fmla="*/ 2857 w 897355"/>
-                            <a:gd name="connsiteY0" fmla="*/ 897708 h 897708"/>
-                            <a:gd name="connsiteX1" fmla="*/ 0 w 897355"/>
-                            <a:gd name="connsiteY1" fmla="*/ 0 h 897708"/>
-                            <a:gd name="connsiteX2" fmla="*/ 897355 w 897355"/>
-                            <a:gd name="connsiteY2" fmla="*/ 878890 h 897708"/>
-                            <a:gd name="connsiteX3" fmla="*/ 2857 w 897355"/>
-                            <a:gd name="connsiteY3" fmla="*/ 897708 h 897708"/>
-                            <a:gd name="connsiteX0" fmla="*/ 2857 w 897355"/>
-                            <a:gd name="connsiteY0" fmla="*/ 897708 h 897708"/>
-                            <a:gd name="connsiteX1" fmla="*/ 0 w 897355"/>
-                            <a:gd name="connsiteY1" fmla="*/ 0 h 897708"/>
-                            <a:gd name="connsiteX2" fmla="*/ 897355 w 897355"/>
-                            <a:gd name="connsiteY2" fmla="*/ 878890 h 897708"/>
-                            <a:gd name="connsiteX3" fmla="*/ 2857 w 897355"/>
-                            <a:gd name="connsiteY3" fmla="*/ 897708 h 897708"/>
-                            <a:gd name="connsiteX0" fmla="*/ 6627 w 901125"/>
-                            <a:gd name="connsiteY0" fmla="*/ 897708 h 897708"/>
-                            <a:gd name="connsiteX1" fmla="*/ 3770 w 901125"/>
-                            <a:gd name="connsiteY1" fmla="*/ 0 h 897708"/>
-                            <a:gd name="connsiteX2" fmla="*/ 901125 w 901125"/>
-                            <a:gd name="connsiteY2" fmla="*/ 878890 h 897708"/>
-                            <a:gd name="connsiteX3" fmla="*/ 6627 w 901125"/>
-                            <a:gd name="connsiteY3" fmla="*/ 897708 h 897708"/>
-                            <a:gd name="connsiteX0" fmla="*/ 9751 w 904249"/>
-                            <a:gd name="connsiteY0" fmla="*/ 869626 h 869626"/>
-                            <a:gd name="connsiteX1" fmla="*/ 3124 w 904249"/>
-                            <a:gd name="connsiteY1" fmla="*/ 0 h 869626"/>
-                            <a:gd name="connsiteX2" fmla="*/ 904249 w 904249"/>
-                            <a:gd name="connsiteY2" fmla="*/ 850808 h 869626"/>
-                            <a:gd name="connsiteX3" fmla="*/ 9751 w 904249"/>
-                            <a:gd name="connsiteY3" fmla="*/ 869626 h 869626"/>
-                            <a:gd name="connsiteX0" fmla="*/ 9751 w 904249"/>
-                            <a:gd name="connsiteY0" fmla="*/ 869626 h 869626"/>
-                            <a:gd name="connsiteX1" fmla="*/ 3124 w 904249"/>
-                            <a:gd name="connsiteY1" fmla="*/ 0 h 869626"/>
-                            <a:gd name="connsiteX2" fmla="*/ 904249 w 904249"/>
-                            <a:gd name="connsiteY2" fmla="*/ 850808 h 869626"/>
-                            <a:gd name="connsiteX3" fmla="*/ 9751 w 904249"/>
-                            <a:gd name="connsiteY3" fmla="*/ 869626 h 869626"/>
-                          </a:gdLst>
-                          <a:ahLst/>
-                          <a:cxnLst>
-                            <a:cxn ang="0">
-                              <a:pos x="connsiteX0" y="connsiteY0"/>
-                            </a:cxn>
-                            <a:cxn ang="0">
-                              <a:pos x="connsiteX1" y="connsiteY1"/>
-                            </a:cxn>
-                            <a:cxn ang="0">
-                              <a:pos x="connsiteX2" y="connsiteY2"/>
-                            </a:cxn>
-                            <a:cxn ang="0">
-                              <a:pos x="connsiteX3" y="connsiteY3"/>
-                            </a:cxn>
-                          </a:cxnLst>
-                          <a:rect l="l" t="t" r="r" b="b"/>
-                          <a:pathLst>
-                            <a:path w="904249" h="869626">
-                              <a:moveTo>
-                                <a:pt x="9751" y="869626"/>
-                              </a:moveTo>
-                              <a:cubicBezTo>
-                                <a:pt x="8693" y="598693"/>
-                                <a:pt x="-6367" y="263913"/>
-                                <a:pt x="3124" y="0"/>
-                              </a:cubicBezTo>
-                              <a:cubicBezTo>
-                                <a:pt x="267084" y="268389"/>
-                                <a:pt x="605131" y="557845"/>
-                                <a:pt x="904249" y="850808"/>
-                              </a:cubicBezTo>
-                              <a:lnTo>
-                                <a:pt x="9751" y="869626"/>
-                              </a:lnTo>
-                              <a:close/>
-                            </a:path>
-                          </a:pathLst>
-                        </a:custGeom>
-                        <a:solidFill>
-                          <a:schemeClr val="accent2">
-                            <a:lumMod val="40000"/>
-                            <a:lumOff val="60000"/>
-                            <a:alpha val="59000"/>
-                          </a:schemeClr>
-                        </a:solidFill>
-                        <a:ln>
-                          <a:noFill/>
-                        </a:ln>
-                      </wps:spPr>
-                      <wps:style>
-                        <a:lnRef idx="2">
-                          <a:schemeClr val="accent1">
-                            <a:shade val="50000"/>
-                          </a:schemeClr>
-                        </a:lnRef>
-                        <a:fillRef idx="1">
-                          <a:schemeClr val="accent1"/>
-                        </a:fillRef>
-                        <a:effectRef idx="0">
-                          <a:schemeClr val="accent1"/>
-                        </a:effectRef>
-                        <a:fontRef idx="minor">
-                          <a:schemeClr val="lt1"/>
-                        </a:fontRef>
-                      </wps:style>
-                      <wps:txbx>
-                        <w:txbxContent>
-                          <w:p/>
-                        </w:txbxContent>
-                      </wps:txbx>
-                      <wps:bodyPr rot="0" spcFirstLastPara="0" vertOverflow="overflow" horzOverflow="overflow" vert="horz" wrap="square" lIns="91440" tIns="45720" rIns="91440" bIns="45720" numCol="1" spcCol="0" rtlCol="0" fromWordArt="0" anchor="ctr" anchorCtr="0" forceAA="0" compatLnSpc="1">
-                        <a:prstTxWarp prst="textNoShape">
-                          <a:avLst/>
-                        </a:prstTxWarp>
-                        <a:noAutofit/>
-                      </wps:bodyPr>
-                    </wps:wsp>
-                  </a:graphicData>
-                </a:graphic>
-                <wp14:sizeRelH relativeFrom="margin">
-                  <wp14:pctWidth>0</wp14:pctWidth>
-                </wp14:sizeRelH>
-                <wp14:sizeRelV relativeFrom="margin">
-                  <wp14:pctHeight>0</wp14:pctHeight>
-                </wp14:sizeRelV>
-              </wp:anchor>
-            </w:drawing>
-          </mc:Choice>
-          <mc:Fallback>
-            <w:pict>
-              <v:shape w14:anchorId="1F88D497" id="Isosceles Triangle 16" o:spid="_x0000_s1028" style="position:absolute;margin-left:30.3pt;margin-top:36.85pt;width:68.85pt;height:66.3pt;z-index:251669504;visibility:visible;mso-wrap-style:square;mso-width-percent:0;mso-height-percent:0;mso-wrap-distance-left:9pt;mso-wrap-distance-top:0;mso-wrap-distance-right:9pt;mso-wrap-distance-bottom:0;mso-position-horizontal:absolute;mso-position-horizontal-relative:text;mso-position-vertical:absolute;mso-position-vertical-relative:text;mso-width-percent:0;mso-height-percent:0;mso-width-relative:margin;mso-height-relative:margin;v-text-anchor:middle" coordsize="904249,869626" o:spt="100" o:gfxdata="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" adj="-11796480,,5400" path="m9751,869626c8693,598693,-6367,263913,3124,,267084,268389,605131,557845,904249,850808l9751,869626xe" fillcolor="#f7caac [1301]" stroked="f" strokeweight="1pt">
-                <v:fill opacity="38550f"/>
-                <v:stroke joinstyle="miter"/>
-                <v:formulas/>
-                <v:path arrowok="t" o:connecttype="custom" o:connectlocs="9428,842279;3020,0;874267,824053;9428,842279" o:connectangles="0,0,0,0" textboxrect="0,0,904249,869626"/>
-                <v:textbox>
-                  <w:txbxContent>
-                    <w:p/>
-                  </w:txbxContent>
-                </v:textbox>
-              </v:shape>
-            </w:pict>
-          </mc:Fallback>
-        </mc:AlternateContent>
-      </w:r>
-      <w:r>
-        <w:rPr>
-          <w:rFonts w:ascii="Times New Roman" w:eastAsiaTheme="minorEastAsia" w:hAnsi="Times New Roman" w:cs="Times New Roman"/>
-          <w:noProof/>
-          <w:sz w:val="24"/>
-          <w:szCs w:val="24"/>
-          <w:lang w:eastAsia="nb-NO"/>
-        </w:rPr>
-        <mc:AlternateContent>
-          <mc:Choice Requires="wps">
-            <w:drawing>
-              <wp:anchor distT="0" distB="0" distL="114300" distR="114300" simplePos="0" relativeHeight="251660288" behindDoc="0" locked="0" layoutInCell="1" allowOverlap="1" wp14:anchorId="5F1C8AAC" wp14:editId="01108CCA">
-                <wp:simplePos x="0" y="0"/>
-                <wp:positionH relativeFrom="column">
-                  <wp:posOffset>396240</wp:posOffset>
-                </wp:positionH>
-                <wp:positionV relativeFrom="paragraph">
-                  <wp:posOffset>1976999</wp:posOffset>
-                </wp:positionV>
-                <wp:extent cx="4143600" cy="36000"/>
-                <wp:effectExtent l="0" t="0" r="28575" b="21590"/>
-                <wp:wrapNone/>
-                <wp:docPr id="2" name="Straight Connector 2"/>
-                <wp:cNvGraphicFramePr/>
-                <a:graphic xmlns:a="http://schemas.openxmlformats.org/drawingml/2006/main">
-                  <a:graphicData uri="http://schemas.microsoft.com/office/word/2010/wordprocessingShape">
-                    <wps:wsp>
-                      <wps:cNvCnPr/>
-                      <wps:spPr>
-                        <a:xfrm>
-                          <a:off x="0" y="0"/>
-                          <a:ext cx="4143600" cy="36000"/>
-                        </a:xfrm>
-                        <a:prstGeom prst="line">
-                          <a:avLst/>
-                        </a:prstGeom>
-                        <a:ln w="12700" cmpd="sng">
-                          <a:solidFill>
-                            <a:schemeClr val="tx1"/>
-                          </a:solidFill>
-                          <a:prstDash val="solid"/>
-                        </a:ln>
-                      </wps:spPr>
-                      <wps:style>
-                        <a:lnRef idx="1">
-                          <a:schemeClr val="dk1"/>
-                        </a:lnRef>
-                        <a:fillRef idx="0">
-                          <a:schemeClr val="dk1"/>
-                        </a:fillRef>
-                        <a:effectRef idx="0">
-                          <a:schemeClr val="dk1"/>
-                        </a:effectRef>
-                        <a:fontRef idx="minor">
-                          <a:schemeClr val="tx1"/>
-                        </a:fontRef>
-                      </wps:style>
-                      <wps:bodyPr/>
-                    </wps:wsp>
-                  </a:graphicData>
-                </a:graphic>
-                <wp14:sizeRelH relativeFrom="margin">
-                  <wp14:pctWidth>0</wp14:pctWidth>
-                </wp14:sizeRelH>
-                <wp14:sizeRelV relativeFrom="margin">
-                  <wp14:pctHeight>0</wp14:pctHeight>
-                </wp14:sizeRelV>
-              </wp:anchor>
-            </w:drawing>
-          </mc:Choice>
-          <mc:Fallback>
-            <w:pict>
-              <v:line w14:anchorId="7DBF9332" id="Straight Connector 2" o:spid="_x0000_s1026" style="position:absolute;z-index:251660288;visibility:visible;mso-wrap-style:square;mso-width-percent:0;mso-height-percent:0;mso-wrap-distance-left:9pt;mso-wrap-distance-top:0;mso-wrap-distance-right:9pt;mso-wrap-distance-bottom:0;mso-position-horizontal:absolute;mso-position-horizontal-relative:text;mso-position-vertical:absolute;mso-position-vertical-relative:text;mso-width-percent:0;mso-height-percent:0;mso-width-relative:margin;mso-height-relative:margin" from="31.2pt,155.65pt" to="357.45pt,158.5pt" o:gfxdata="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" strokecolor="black [3213]" strokeweight="1pt">
-                <v:stroke joinstyle="miter"/>
-              </v:line>
-            </w:pict>
-          </mc:Fallback>
-        </mc:AlternateContent>
-      </w:r>
-      <w:r>
-        <w:rPr>
-          <w:rFonts w:ascii="Times New Roman" w:eastAsiaTheme="minorEastAsia" w:hAnsi="Times New Roman" w:cs="Times New Roman"/>
-          <w:noProof/>
-          <w:sz w:val="24"/>
-          <w:szCs w:val="24"/>
-          <w:lang w:eastAsia="nb-NO"/>
-        </w:rPr>
-        <mc:AlternateContent>
-          <mc:Choice Requires="wps">
-            <w:drawing>
-              <wp:anchor distT="0" distB="0" distL="114300" distR="114300" simplePos="0" relativeHeight="251661312" behindDoc="0" locked="0" layoutInCell="1" allowOverlap="1" wp14:anchorId="6C36B8C6" wp14:editId="7212E27C">
-                <wp:simplePos x="0" y="0"/>
-                <wp:positionH relativeFrom="column">
-                  <wp:posOffset>358530</wp:posOffset>
-                </wp:positionH>
-                <wp:positionV relativeFrom="paragraph">
-                  <wp:posOffset>418563</wp:posOffset>
-                </wp:positionV>
-                <wp:extent cx="1547691" cy="1484142"/>
-                <wp:effectExtent l="0" t="0" r="71755" b="59055"/>
-                <wp:wrapNone/>
-                <wp:docPr id="3" name="Straight Connector 3"/>
-                <wp:cNvGraphicFramePr/>
-                <a:graphic xmlns:a="http://schemas.openxmlformats.org/drawingml/2006/main">
-                  <a:graphicData uri="http://schemas.microsoft.com/office/word/2010/wordprocessingShape">
-                    <wps:wsp>
-                      <wps:cNvCnPr/>
-                      <wps:spPr>
-                        <a:xfrm>
-                          <a:off x="0" y="0"/>
-                          <a:ext cx="1547691" cy="1484142"/>
-                        </a:xfrm>
-                        <a:prstGeom prst="line">
-                          <a:avLst/>
-                        </a:prstGeom>
-                        <a:ln w="25400" cap="rnd">
-                          <a:solidFill>
-                            <a:schemeClr val="accent1"/>
-                          </a:solidFill>
-                          <a:round/>
-                          <a:headEnd type="none"/>
-                          <a:tailEnd type="triangle" w="sm" len="lg"/>
-                        </a:ln>
-                      </wps:spPr>
-                      <wps:style>
-                        <a:lnRef idx="1">
-                          <a:schemeClr val="dk1"/>
-                        </a:lnRef>
-                        <a:fillRef idx="0">
-                          <a:schemeClr val="dk1"/>
-                        </a:fillRef>
-                        <a:effectRef idx="0">
-                          <a:schemeClr val="dk1"/>
-                        </a:effectRef>
-                        <a:fontRef idx="minor">
-                          <a:schemeClr val="tx1"/>
-                        </a:fontRef>
-                      </wps:style>
-                      <wps:bodyPr/>
-                    </wps:wsp>
-                  </a:graphicData>
-                </a:graphic>
-              </wp:anchor>
-            </w:drawing>
-          </mc:Choice>
-          <mc:Fallback>
-            <w:pict>
-              <v:line w14:anchorId="36077BE3" id="Straight Connector 3" o:spid="_x0000_s1026" style="position:absolute;z-index:251661312;visibility:visible;mso-wrap-style:square;mso-wrap-distance-left:9pt;mso-wrap-distance-top:0;mso-wrap-distance-right:9pt;mso-wrap-distance-bottom:0;mso-position-horizontal:absolute;mso-position-horizontal-relative:text;mso-position-vertical:absolute;mso-position-vertical-relative:text" from="28.25pt,32.95pt" to="150.1pt,149.8pt" o:gfxdata="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" strokecolor="#5b9bd5 [3204]" strokeweight="2pt">
-                <v:stroke endarrow="block" endarrowwidth="narrow" endarrowlength="long" endcap="round"/>
-              </v:line>
-            </w:pict>
-          </mc:Fallback>
-        </mc:AlternateContent>
-      </w:r>
-      <w:r>
-        <w:rPr>
-          <w:rFonts w:ascii="Times New Roman" w:eastAsiaTheme="minorEastAsia" w:hAnsi="Times New Roman" w:cs="Times New Roman"/>
-          <w:noProof/>
-          <w:sz w:val="24"/>
-          <w:szCs w:val="24"/>
-          <w:lang w:eastAsia="nb-NO"/>
-        </w:rPr>
-        <mc:AlternateContent>
-          <mc:Choice Requires="wps">
-            <w:drawing>
-              <wp:anchor distT="0" distB="0" distL="114300" distR="114300" simplePos="0" relativeHeight="251662336" behindDoc="0" locked="0" layoutInCell="1" allowOverlap="1" wp14:anchorId="7333C62B" wp14:editId="1319E38E">
-                <wp:simplePos x="0" y="0"/>
-                <wp:positionH relativeFrom="column">
-                  <wp:posOffset>436245</wp:posOffset>
-                </wp:positionH>
-                <wp:positionV relativeFrom="paragraph">
-                  <wp:posOffset>503360</wp:posOffset>
-                </wp:positionV>
-                <wp:extent cx="1976510" cy="1434563"/>
-                <wp:effectExtent l="0" t="38100" r="62230" b="32385"/>
-                <wp:wrapNone/>
-                <wp:docPr id="4" name="Straight Connector 4"/>
-                <wp:cNvGraphicFramePr/>
-                <a:graphic xmlns:a="http://schemas.openxmlformats.org/drawingml/2006/main">
-                  <a:graphicData uri="http://schemas.microsoft.com/office/word/2010/wordprocessingShape">
-                    <wps:wsp>
-                      <wps:cNvCnPr/>
-                      <wps:spPr>
-                        <a:xfrm flipV="1">
-                          <a:off x="0" y="0"/>
-                          <a:ext cx="1976510" cy="1434563"/>
-                        </a:xfrm>
-                        <a:prstGeom prst="line">
-                          <a:avLst/>
-                        </a:prstGeom>
-                        <a:ln w="25400" cap="rnd" cmpd="sng">
-                          <a:solidFill>
-                            <a:schemeClr val="accent4"/>
-                          </a:solidFill>
-                          <a:prstDash val="solid"/>
-                          <a:round/>
-                          <a:tailEnd type="stealth" w="med" len="lg"/>
-                        </a:ln>
-                      </wps:spPr>
-                      <wps:style>
-                        <a:lnRef idx="1">
-                          <a:schemeClr val="dk1"/>
-                        </a:lnRef>
-                        <a:fillRef idx="0">
-                          <a:schemeClr val="dk1"/>
-                        </a:fillRef>
-                        <a:effectRef idx="0">
-                          <a:schemeClr val="dk1"/>
-                        </a:effectRef>
-                        <a:fontRef idx="minor">
-                          <a:schemeClr val="tx1"/>
-                        </a:fontRef>
-                      </wps:style>
-                      <wps:bodyPr/>
-                    </wps:wsp>
-                  </a:graphicData>
-                </a:graphic>
-              </wp:anchor>
-            </w:drawing>
-          </mc:Choice>
-          <mc:Fallback>
-            <w:pict>
-              <v:line w14:anchorId="5796787B" id="Straight Connector 4" o:spid="_x0000_s1026" style="position:absolute;flip:y;z-index:251662336;visibility:visible;mso-wrap-style:square;mso-wrap-distance-left:9pt;mso-wrap-distance-top:0;mso-wrap-distance-right:9pt;mso-wrap-distance-bottom:0;mso-position-horizontal:absolute;mso-position-horizontal-relative:text;mso-position-vertical:absolute;mso-position-vertical-relative:text" from="34.35pt,39.65pt" to="190pt,152.6pt" o:gfxdata="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" strokecolor="#ffc000 [3207]" strokeweight="2pt">
-                <v:stroke endarrow="classic" endarrowlength="long" endcap="round"/>
-              </v:line>
-            </w:pict>
-          </mc:Fallback>
-        </mc:AlternateContent>
-      </w:r>
-      <w:r>
-        <w:rPr>
-          <w:rFonts w:ascii="Times New Roman" w:eastAsiaTheme="minorEastAsia" w:hAnsi="Times New Roman" w:cs="Times New Roman"/>
-          <w:noProof/>
-          <w:sz w:val="24"/>
-          <w:szCs w:val="24"/>
-          <w:lang w:eastAsia="nb-NO"/>
-        </w:rPr>
-        <mc:AlternateContent>
-          <mc:Choice Requires="wps">
-            <w:drawing>
-              <wp:anchor distT="0" distB="0" distL="114300" distR="114300" simplePos="0" relativeHeight="251667456" behindDoc="0" locked="0" layoutInCell="1" allowOverlap="1" wp14:anchorId="396FA3A4" wp14:editId="0AE59BF4">
-                <wp:simplePos x="0" y="0"/>
-                <wp:positionH relativeFrom="column">
-                  <wp:posOffset>-34632</wp:posOffset>
-                </wp:positionH>
-                <wp:positionV relativeFrom="paragraph">
-                  <wp:posOffset>1199563</wp:posOffset>
-                </wp:positionV>
-                <wp:extent cx="358385" cy="309489"/>
-                <wp:effectExtent l="0" t="0" r="22860" b="14605"/>
-                <wp:wrapNone/>
-                <wp:docPr id="12" name="Text Box 12"/>
-                <wp:cNvGraphicFramePr/>
-                <a:graphic xmlns:a="http://schemas.openxmlformats.org/drawingml/2006/main">
-                  <a:graphicData uri="http://schemas.microsoft.com/office/word/2010/wordprocessingShape">
-                    <wps:wsp>
-                      <wps:cNvSpPr txBox="1"/>
-                      <wps:spPr>
-                        <a:xfrm>
-                          <a:off x="0" y="0"/>
-                          <a:ext cx="358385" cy="309489"/>
-                        </a:xfrm>
-                        <a:prstGeom prst="rect">
-                          <a:avLst/>
-                        </a:prstGeom>
-                        <a:solidFill>
-                          <a:schemeClr val="lt1"/>
-                        </a:solidFill>
-                        <a:ln w="6350">
-                          <a:solidFill>
-                            <a:prstClr val="black"/>
-                          </a:solidFill>
-                        </a:ln>
-                      </wps:spPr>
-                      <wps:txbx>
-                        <w:txbxContent>
-                          <w:p>
-                            <w:r>
-                              <w:t>3</w:t>
-                            </w:r>
-                          </w:p>
-                        </w:txbxContent>
-                      </wps:txbx>
-                      <wps:bodyPr rot="0" spcFirstLastPara="0" vertOverflow="overflow" horzOverflow="overflow" vert="horz" wrap="square" lIns="91440" tIns="45720" rIns="91440" bIns="45720" numCol="1" spcCol="0" rtlCol="0" fromWordArt="0" anchor="t" anchorCtr="0" forceAA="0" compatLnSpc="1">
-                        <a:prstTxWarp prst="textNoShape">
-                          <a:avLst/>
-                        </a:prstTxWarp>
-                        <a:noAutofit/>
-                      </wps:bodyPr>
-                    </wps:wsp>
-                  </a:graphicData>
-                </a:graphic>
-                <wp14:sizeRelV relativeFrom="margin">
-                  <wp14:pctHeight>0</wp14:pctHeight>
-                </wp14:sizeRelV>
-              </wp:anchor>
-            </w:drawing>
-          </mc:Choice>
-          <mc:Fallback>
-            <w:pict>
-              <v:shapetype id="_x0000_t202" coordsize="21600,21600" o:spt="202" path="m,l,21600r21600,l21600,xe">
-                <v:stroke joinstyle="miter"/>
-                <v:path gradientshapeok="t" o:connecttype="rect"/>
-              </v:shapetype>
-              <v:shape id="Text Box 12" o:spid="_x0000_s1026" type="#_x0000_t202" style="position:absolute;margin-left:-2.75pt;margin-top:94.45pt;width:28.2pt;height:24.35pt;z-index:251667456;visibility:visible;mso-wrap-style:square;mso-height-percent:0;mso-wrap-distance-left:9pt;mso-wrap-distance-top:0;mso-wrap-distance-right:9pt;mso-wrap-distance-bottom:0;mso-position-horizontal:absolute;mso-position-horizontal-relative:text;mso-position-vertical:absolute;mso-position-vertical-relative:text;mso-height-percent:0;mso-height-relative:margin;v-text-anchor:top" o:gfxdata="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" fillcolor="white [3201]" strokeweight=".5pt">
-                <v:textbox>
-                  <w:txbxContent>
-                    <w:p>
-                      <w:r>
-                        <w:t>3</w:t>
-                      </w:r>
-                    </w:p>
-                  </w:txbxContent>
-                </v:textbox>
-              </v:shape>
-            </w:pict>
-          </mc:Fallback>
-        </mc:AlternateContent>
-      </w:r>
-      <w:r>
-        <w:rPr>
-          <w:rFonts w:ascii="Times New Roman" w:eastAsiaTheme="minorEastAsia" w:hAnsi="Times New Roman" w:cs="Times New Roman"/>
-          <w:noProof/>
-          <w:sz w:val="24"/>
-          <w:szCs w:val="24"/>
-          <w:lang w:eastAsia="nb-NO"/>
-        </w:rPr>
-        <mc:AlternateContent>
-          <mc:Choice Requires="wps">
-            <w:drawing>
-              <wp:anchor distT="0" distB="0" distL="114300" distR="114300" simplePos="0" relativeHeight="251666432" behindDoc="0" locked="0" layoutInCell="1" allowOverlap="1" wp14:anchorId="259C9D29" wp14:editId="0445E63F">
-                <wp:simplePos x="0" y="0"/>
-                <wp:positionH relativeFrom="column">
-                  <wp:posOffset>127147</wp:posOffset>
-                </wp:positionH>
-                <wp:positionV relativeFrom="paragraph">
-                  <wp:posOffset>1938118</wp:posOffset>
-                </wp:positionV>
-                <wp:extent cx="267286" cy="295421"/>
-                <wp:effectExtent l="0" t="0" r="19050" b="28575"/>
-                <wp:wrapNone/>
-                <wp:docPr id="9" name="Text Box 9"/>
-                <wp:cNvGraphicFramePr/>
-                <a:graphic xmlns:a="http://schemas.openxmlformats.org/drawingml/2006/main">
-                  <a:graphicData uri="http://schemas.microsoft.com/office/word/2010/wordprocessingShape">
-                    <wps:wsp>
-                      <wps:cNvSpPr txBox="1"/>
-                      <wps:spPr>
-                        <a:xfrm>
-                          <a:off x="0" y="0"/>
-                          <a:ext cx="267286" cy="295421"/>
-                        </a:xfrm>
-                        <a:prstGeom prst="rect">
-                          <a:avLst/>
-                        </a:prstGeom>
-                        <a:solidFill>
-                          <a:schemeClr val="lt1"/>
-                        </a:solidFill>
-                        <a:ln w="6350">
-                          <a:solidFill>
-                            <a:prstClr val="black"/>
-                          </a:solidFill>
-                        </a:ln>
-                      </wps:spPr>
-                      <wps:txbx>
-                        <w:txbxContent>
-                          <w:p>
-                            <w:r>
-                              <w:t>0</w:t>
-                            </w:r>
-                          </w:p>
-                        </w:txbxContent>
-                      </wps:txbx>
-                      <wps:bodyPr rot="0" spcFirstLastPara="0" vertOverflow="overflow" horzOverflow="overflow" vert="horz" wrap="square" lIns="91440" tIns="45720" rIns="91440" bIns="45720" numCol="1" spcCol="0" rtlCol="0" fromWordArt="0" anchor="t" anchorCtr="0" forceAA="0" compatLnSpc="1">
-                        <a:prstTxWarp prst="textNoShape">
-                          <a:avLst/>
-                        </a:prstTxWarp>
-                        <a:noAutofit/>
-                      </wps:bodyPr>
-                    </wps:wsp>
-                  </a:graphicData>
-                </a:graphic>
-              </wp:anchor>
-            </w:drawing>
-          </mc:Choice>
-          <mc:Fallback>
-            <w:pict>
-              <v:shape id="Text Box 9" o:spid="_x0000_s1027" type="#_x0000_t202" style="position:absolute;margin-left:10pt;margin-top:152.6pt;width:21.05pt;height:23.25pt;z-index:251666432;visibility:visible;mso-wrap-style:square;mso-wrap-distance-left:9pt;mso-wrap-distance-top:0;mso-wrap-distance-right:9pt;mso-wrap-distance-bottom:0;mso-position-horizontal:absolute;mso-position-horizontal-relative:text;mso-position-vertical:absolute;mso-position-vertical-relative:text;v-text-anchor:top" o:gfxdata="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" fillcolor="white [3201]" strokeweight=".5pt">
-                <v:textbox>
-                  <w:txbxContent>
-                    <w:p>
-                      <w:r>
-                        <w:t>0</w:t>
-                      </w:r>
-                    </w:p>
-                  </w:txbxContent>
-                </v:textbox>
-              </v:shape>
-            </w:pict>
-          </mc:Fallback>
-        </mc:AlternateContent>
-      </w:r>
-      <w:r>
-        <w:rPr>
-          <w:rFonts w:ascii="Times New Roman" w:eastAsiaTheme="minorEastAsia" w:hAnsi="Times New Roman" w:cs="Times New Roman"/>
-          <w:noProof/>
-          <w:sz w:val="24"/>
-          <w:szCs w:val="24"/>
-          <w:lang w:eastAsia="nb-NO"/>
-        </w:rPr>
-        <mc:AlternateContent>
-          <mc:Choice Requires="wps">
-            <w:drawing>
-              <wp:anchor distT="0" distB="0" distL="114300" distR="114300" simplePos="0" relativeHeight="251665408" behindDoc="0" locked="0" layoutInCell="1" allowOverlap="1" wp14:anchorId="089EA2C8" wp14:editId="48D7865B">
-                <wp:simplePos x="0" y="0"/>
-                <wp:positionH relativeFrom="column">
-                  <wp:posOffset>127000</wp:posOffset>
-                </wp:positionH>
-                <wp:positionV relativeFrom="paragraph">
-                  <wp:posOffset>368935</wp:posOffset>
-                </wp:positionV>
-                <wp:extent cx="232116" cy="301967"/>
-                <wp:effectExtent l="0" t="0" r="15875" b="22225"/>
-                <wp:wrapNone/>
-                <wp:docPr id="8" name="Text Box 8"/>
-                <wp:cNvGraphicFramePr/>
-                <a:graphic xmlns:a="http://schemas.openxmlformats.org/drawingml/2006/main">
-                  <a:graphicData uri="http://schemas.microsoft.com/office/word/2010/wordprocessingShape">
-                    <wps:wsp>
-                      <wps:cNvSpPr txBox="1"/>
-                      <wps:spPr>
-                        <a:xfrm>
-                          <a:off x="0" y="0"/>
-                          <a:ext cx="232116" cy="301967"/>
-                        </a:xfrm>
-                        <a:prstGeom prst="rect">
-                          <a:avLst/>
-                        </a:prstGeom>
-                        <a:solidFill>
-                          <a:schemeClr val="lt1"/>
-                        </a:solidFill>
-                        <a:ln w="6350">
-                          <a:solidFill>
-                            <a:prstClr val="black"/>
-                          </a:solidFill>
-                        </a:ln>
-                      </wps:spPr>
-                      <wps:txbx>
-                        <w:txbxContent>
-                          <w:p>
-                            <w:r>
-                              <w:t>9</w:t>
-                            </w:r>
-                          </w:p>
-                        </w:txbxContent>
-                      </wps:txbx>
-                      <wps:bodyPr rot="0" spcFirstLastPara="0" vertOverflow="overflow" horzOverflow="overflow" vert="horz" wrap="square" lIns="91440" tIns="45720" rIns="91440" bIns="45720" numCol="1" spcCol="0" rtlCol="0" fromWordArt="0" anchor="t" anchorCtr="0" forceAA="0" compatLnSpc="1">
-                        <a:prstTxWarp prst="textNoShape">
-                          <a:avLst/>
-                        </a:prstTxWarp>
-                        <a:noAutofit/>
-                      </wps:bodyPr>
-                    </wps:wsp>
-                  </a:graphicData>
-                </a:graphic>
-                <wp14:sizeRelV relativeFrom="margin">
-                  <wp14:pctHeight>0</wp14:pctHeight>
-                </wp14:sizeRelV>
-              </wp:anchor>
-            </w:drawing>
-          </mc:Choice>
-          <mc:Fallback>
-            <w:pict>
-              <v:shape id="Text Box 8" o:spid="_x0000_s1028" type="#_x0000_t202" style="position:absolute;margin-left:10pt;margin-top:29.05pt;width:18.3pt;height:23.8pt;z-index:251665408;visibility:visible;mso-wrap-style:square;mso-height-percent:0;mso-wrap-distance-left:9pt;mso-wrap-distance-top:0;mso-wrap-distance-right:9pt;mso-wrap-distance-bottom:0;mso-position-horizontal:absolute;mso-position-horizontal-relative:text;mso-position-vertical:absolute;mso-position-vertical-relative:text;mso-height-percent:0;mso-height-relative:margin;v-text-anchor:top" o:gfxdata="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" fillcolor="white [3201]" strokeweight=".5pt">
-                <v:textbox>
-                  <w:txbxContent>
-                    <w:p>
-                      <w:r>
-                        <w:t>9</w:t>
-                      </w:r>
-                    </w:p>
-                  </w:txbxContent>
-                </v:textbox>
-              </v:shape>
-            </w:pict>
-          </mc:Fallback>
-        </mc:AlternateContent>
-      </w:r>
-      <w:r>
-        <w:rPr>
-          <w:rFonts w:ascii="Times New Roman" w:eastAsiaTheme="minorEastAsia" w:hAnsi="Times New Roman" w:cs="Times New Roman"/>
-          <w:noProof/>
-          <w:sz w:val="24"/>
-          <w:szCs w:val="24"/>
-          <w:lang w:eastAsia="nb-NO"/>
-        </w:rPr>
-        <mc:AlternateContent>
-          <mc:Choice Requires="wps">
-            <w:drawing>
-              <wp:anchor distT="0" distB="0" distL="114300" distR="114300" simplePos="0" relativeHeight="251664384" behindDoc="0" locked="0" layoutInCell="1" allowOverlap="1" wp14:anchorId="0F4A37A4" wp14:editId="2D45353E">
-                <wp:simplePos x="0" y="0"/>
-                <wp:positionH relativeFrom="column">
-                  <wp:posOffset>2040353</wp:posOffset>
-                </wp:positionH>
-                <wp:positionV relativeFrom="paragraph">
-                  <wp:posOffset>1691933</wp:posOffset>
-                </wp:positionV>
-                <wp:extent cx="780757" cy="287948"/>
-                <wp:effectExtent l="0" t="0" r="19685" b="17145"/>
-                <wp:wrapNone/>
-                <wp:docPr id="7" name="Text Box 7"/>
-                <wp:cNvGraphicFramePr/>
-                <a:graphic xmlns:a="http://schemas.openxmlformats.org/drawingml/2006/main">
-                  <a:graphicData uri="http://schemas.microsoft.com/office/word/2010/wordprocessingShape">
-                    <wps:wsp>
-                      <wps:cNvSpPr txBox="1"/>
-                      <wps:spPr>
-                        <a:xfrm>
-                          <a:off x="0" y="0"/>
-                          <a:ext cx="780757" cy="287948"/>
-                        </a:xfrm>
-                        <a:prstGeom prst="rect">
-                          <a:avLst/>
-                        </a:prstGeom>
-                        <a:solidFill>
-                          <a:schemeClr val="lt1"/>
-                        </a:solidFill>
-                        <a:ln w="6350">
-                          <a:solidFill>
-                            <a:prstClr val="black"/>
-                          </a:solidFill>
-                        </a:ln>
-                      </wps:spPr>
-                      <wps:txbx>
-                        <w:txbxContent>
-                          <w:p>
-                            <w:proofErr w:type="spellStart"/>
-                            <w:r>
-                              <w:t>Demand</w:t>
-                            </w:r>
-                            <w:proofErr w:type="spellEnd"/>
-                          </w:p>
-                        </w:txbxContent>
-                      </wps:txbx>
-                      <wps:bodyPr rot="0" spcFirstLastPara="0" vertOverflow="overflow" horzOverflow="overflow" vert="horz" wrap="square" lIns="91440" tIns="45720" rIns="91440" bIns="45720" numCol="1" spcCol="0" rtlCol="0" fromWordArt="0" anchor="t" anchorCtr="0" forceAA="0" compatLnSpc="1">
-                        <a:prstTxWarp prst="textNoShape">
-                          <a:avLst/>
-                        </a:prstTxWarp>
-                        <a:noAutofit/>
-                      </wps:bodyPr>
-                    </wps:wsp>
-                  </a:graphicData>
-                </a:graphic>
-              </wp:anchor>
-            </w:drawing>
-          </mc:Choice>
-          <mc:Fallback>
-            <w:pict>
-              <v:shape id="Text Box 7" o:spid="_x0000_s1029" type="#_x0000_t202" style="position:absolute;margin-left:160.65pt;margin-top:133.2pt;width:61.5pt;height:22.65pt;z-index:251664384;visibility:visible;mso-wrap-style:square;mso-wrap-distance-left:9pt;mso-wrap-distance-top:0;mso-wrap-distance-right:9pt;mso-wrap-distance-bottom:0;mso-position-horizontal:absolute;mso-position-horizontal-relative:text;mso-position-vertical:absolute;mso-position-vertical-relative:text;v-text-anchor:top" o:gfxdata="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" fillcolor="white [3201]" strokeweight=".5pt">
-                <v:textbox>
-                  <w:txbxContent>
-                    <w:p>
-                      <w:proofErr w:type="spellStart"/>
-                      <w:r>
-                        <w:t>Demand</w:t>
-                      </w:r>
-                      <w:proofErr w:type="spellEnd"/>
-                    </w:p>
-                  </w:txbxContent>
-                </v:textbox>
-              </v:shape>
-            </w:pict>
-          </mc:Fallback>
-        </mc:AlternateContent>
-      </w:r>
-      <w:r>
-        <w:rPr>
-          <w:rFonts w:ascii="Times New Roman" w:eastAsiaTheme="minorEastAsia" w:hAnsi="Times New Roman" w:cs="Times New Roman"/>
-          <w:noProof/>
-          <w:sz w:val="24"/>
-          <w:szCs w:val="24"/>
-          <w:lang w:eastAsia="nb-NO"/>
-        </w:rPr>
-        <mc:AlternateContent>
-          <mc:Choice Requires="wps">
-            <w:drawing>
-              <wp:anchor distT="0" distB="0" distL="114300" distR="114300" simplePos="0" relativeHeight="251663360" behindDoc="0" locked="0" layoutInCell="1" allowOverlap="1" wp14:anchorId="53185ADF" wp14:editId="6863048F">
-                <wp:simplePos x="0" y="0"/>
-                <wp:positionH relativeFrom="column">
-                  <wp:posOffset>2532722</wp:posOffset>
-                </wp:positionH>
-                <wp:positionV relativeFrom="paragraph">
-                  <wp:posOffset>418808</wp:posOffset>
-                </wp:positionV>
-                <wp:extent cx="654148" cy="344658"/>
-                <wp:effectExtent l="0" t="0" r="12700" b="17780"/>
-                <wp:wrapNone/>
-                <wp:docPr id="6" name="Text Box 6"/>
-                <wp:cNvGraphicFramePr/>
-                <a:graphic xmlns:a="http://schemas.openxmlformats.org/drawingml/2006/main">
-                  <a:graphicData uri="http://schemas.microsoft.com/office/word/2010/wordprocessingShape">
-                    <wps:wsp>
-                      <wps:cNvSpPr txBox="1"/>
-                      <wps:spPr>
-                        <a:xfrm>
-                          <a:off x="0" y="0"/>
-                          <a:ext cx="654148" cy="344658"/>
-                        </a:xfrm>
-                        <a:prstGeom prst="rect">
-                          <a:avLst/>
-                        </a:prstGeom>
-                        <a:solidFill>
-                          <a:schemeClr val="lt1"/>
-                        </a:solidFill>
-                        <a:ln w="6350">
-                          <a:solidFill>
-                            <a:prstClr val="black"/>
-                          </a:solidFill>
-                        </a:ln>
-                      </wps:spPr>
-                      <wps:txbx>
-                        <w:txbxContent>
-                          <w:p>
-                            <w:r>
-                              <w:t>Supply</w:t>
-                            </w:r>
-                          </w:p>
-                        </w:txbxContent>
-                      </wps:txbx>
-                      <wps:bodyPr rot="0" spcFirstLastPara="0" vertOverflow="overflow" horzOverflow="overflow" vert="horz" wrap="square" lIns="91440" tIns="45720" rIns="91440" bIns="45720" numCol="1" spcCol="0" rtlCol="0" fromWordArt="0" anchor="t" anchorCtr="0" forceAA="0" compatLnSpc="1">
-                        <a:prstTxWarp prst="textNoShape">
-                          <a:avLst/>
-                        </a:prstTxWarp>
-                        <a:noAutofit/>
-                      </wps:bodyPr>
-                    </wps:wsp>
-                  </a:graphicData>
-                </a:graphic>
-                <wp14:sizeRelH relativeFrom="margin">
-                  <wp14:pctWidth>0</wp14:pctWidth>
-                </wp14:sizeRelH>
-                <wp14:sizeRelV relativeFrom="margin">
-                  <wp14:pctHeight>0</wp14:pctHeight>
-                </wp14:sizeRelV>
-              </wp:anchor>
-            </w:drawing>
-          </mc:Choice>
-          <mc:Fallback>
-            <w:pict>
-              <v:shape id="Text Box 6" o:spid="_x0000_s1031" type="#_x0000_t202" style="position:absolute;margin-left:199.45pt;margin-top:33pt;width:51.5pt;height:27.15pt;z-index:251663360;visibility:visible;mso-wrap-style:square;mso-width-percent:0;mso-height-percent:0;mso-wrap-distance-left:9pt;mso-wrap-distance-top:0;mso-wrap-distance-right:9pt;mso-wrap-distance-bottom:0;mso-position-horizontal:absolute;mso-position-horizontal-relative:text;mso-position-vertical:absolute;mso-position-vertical-relative:text;mso-width-percent:0;mso-height-percent:0;mso-width-relative:margin;mso-height-relative:margin;v-text-anchor:top" o:gfxdata="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" fillcolor="white [3201]" strokeweight=".5pt">
-                <v:textbox>
-                  <w:txbxContent>
-                    <w:p>
-                      <w:r>
-                        <w:t>Supply</w:t>
-                      </w:r>
-                    </w:p>
-                  </w:txbxContent>
-                </v:textbox>
-              </v:shape>
-            </w:pict>
-          </mc:Fallback>
-        </mc:AlternateContent>
-      </w:r>
-      <w:r>
-        <w:rPr>
-          <w:rFonts w:ascii="Times New Roman" w:eastAsiaTheme="minorEastAsia" w:hAnsi="Times New Roman" w:cs="Times New Roman"/>
-          <w:sz w:val="24"/>
-          <w:szCs w:val="24"/>
-          <w:lang w:val="en-US"/>
-        </w:rPr>
-        <w:t xml:space="preserve"> </w:t>
-      </w:r>
-      <w:r>
-        <w:rPr>
-          <w:rFonts w:ascii="Times New Roman" w:hAnsi="Times New Roman" w:cs="Times New Roman"/>
-          <w:noProof/>
-          <w:sz w:val="24"/>
-          <w:szCs w:val="24"/>
-          <w:lang w:eastAsia="nb-NO"/>
-        </w:rPr>
-        <mc:AlternateContent>
-          <mc:Choice Requires="wpc">
-            <w:drawing>
-              <wp:inline distT="0" distB="0" distL="0" distR="0" wp14:anchorId="39B2E334" wp14:editId="6411BBB4">
-                <wp:extent cx="5486400" cy="3151164"/>
-                <wp:effectExtent l="0" t="0" r="0" b="0"/>
-                <wp:docPr id="10" name="Canvas 10"/>
-                <wp:cNvGraphicFramePr>
-                  <a:graphicFrameLocks xmlns:a="http://schemas.openxmlformats.org/drawingml/2006/main" noChangeAspect="1"/>
-                </wp:cNvGraphicFramePr>
-                <a:graphic xmlns:a="http://schemas.openxmlformats.org/drawingml/2006/main">
-                  <a:graphicData uri="http://schemas.microsoft.com/office/word/2010/wordprocessingCanvas">
-                    <wpc:wpc>
-                      <wpc:bg>
-                        <a:effectLst>
-                          <a:innerShdw blurRad="63500" dist="50800" dir="13500000">
-                            <a:prstClr val="black">
-                              <a:alpha val="50000"/>
-                            </a:prstClr>
-                          </a:innerShdw>
-                        </a:effectLst>
-                      </wpc:bg>
-                      <wpc:whole>
-                        <a:ln>
-                          <a:prstDash val="sysDot"/>
-                        </a:ln>
-                      </wpc:whole>
-                      <wps:wsp>
-                        <wps:cNvPr id="11" name="Straight Connector 11"/>
-                        <wps:cNvCnPr/>
-                        <wps:spPr>
-                          <a:xfrm>
-                            <a:off x="407963" y="1308174"/>
-                            <a:ext cx="837027" cy="0"/>
-                          </a:xfrm>
-                          <a:prstGeom prst="line">
-                            <a:avLst/>
-                          </a:prstGeom>
-                          <a:ln w="12700" cap="sq">
-                            <a:solidFill>
-                              <a:schemeClr val="accent2">
-                                <a:lumMod val="75000"/>
-                              </a:schemeClr>
-                            </a:solidFill>
-                            <a:prstDash val="sysDash"/>
-                          </a:ln>
-                        </wps:spPr>
-                        <wps:style>
-                          <a:lnRef idx="1">
-                            <a:schemeClr val="accent1"/>
-                          </a:lnRef>
-                          <a:fillRef idx="0">
-                            <a:schemeClr val="accent1"/>
-                          </a:fillRef>
-                          <a:effectRef idx="0">
-                            <a:schemeClr val="accent1"/>
-                          </a:effectRef>
-                          <a:fontRef idx="minor">
-                            <a:schemeClr val="tx1"/>
-                          </a:fontRef>
-                        </wps:style>
-                        <wps:bodyPr/>
-                      </wps:wsp>
-                      <wps:wsp>
-                        <wps:cNvPr id="13" name="Text Box 13"/>
-                        <wps:cNvSpPr txBox="1"/>
-                        <wps:spPr>
-                          <a:xfrm>
-                            <a:off x="1012874" y="2060726"/>
-                            <a:ext cx="368252" cy="234799"/>
-                          </a:xfrm>
-                          <a:prstGeom prst="rect">
-                            <a:avLst/>
-                          </a:prstGeom>
-                          <a:solidFill>
-                            <a:schemeClr val="lt1"/>
-                          </a:solidFill>
-                          <a:ln w="6350">
-                            <a:solidFill>
-                              <a:prstClr val="black"/>
-                            </a:solidFill>
-                            <a:prstDash val="sysDot"/>
-                          </a:ln>
-                        </wps:spPr>
-                        <wps:txbx>
-                          <w:txbxContent>
-                            <w:p>
-                              <w:r>
-                                <w:t>6</w:t>
-                              </w:r>
-                            </w:p>
-                          </w:txbxContent>
-                        </wps:txbx>
-                        <wps:bodyPr rot="0" spcFirstLastPara="0" vertOverflow="overflow" horzOverflow="overflow" vert="horz" wrap="square" lIns="91440" tIns="45720" rIns="91440" bIns="45720" numCol="1" spcCol="0" rtlCol="0" fromWordArt="0" anchor="t" anchorCtr="0" forceAA="0" compatLnSpc="1">
-                          <a:prstTxWarp prst="textNoShape">
-                            <a:avLst/>
-                          </a:prstTxWarp>
-                          <a:noAutofit/>
-                        </wps:bodyPr>
-                      </wps:wsp>
-                      <wps:wsp>
-                        <wps:cNvPr id="14" name="Straight Connector 14"/>
-                        <wps:cNvCnPr/>
-                        <wps:spPr>
-                          <a:xfrm>
-                            <a:off x="1244990" y="1308053"/>
-                            <a:ext cx="7034" cy="647747"/>
-                          </a:xfrm>
-                          <a:prstGeom prst="line">
-                            <a:avLst/>
-                          </a:prstGeom>
-                          <a:ln w="12700">
-                            <a:solidFill>
-                              <a:schemeClr val="accent2">
-                                <a:lumMod val="75000"/>
-                              </a:schemeClr>
-                            </a:solidFill>
-                            <a:prstDash val="sysDash"/>
-                          </a:ln>
-                        </wps:spPr>
-                        <wps:style>
-                          <a:lnRef idx="1">
-                            <a:schemeClr val="accent1"/>
-                          </a:lnRef>
-                          <a:fillRef idx="0">
-                            <a:schemeClr val="accent1"/>
-                          </a:fillRef>
-                          <a:effectRef idx="0">
-                            <a:schemeClr val="accent1"/>
-                          </a:effectRef>
-                          <a:fontRef idx="minor">
-                            <a:schemeClr val="tx1"/>
-                          </a:fontRef>
-                        </wps:style>
-                        <wps:bodyPr/>
-                      </wps:wsp>
-                      <wps:wsp>
-                        <wps:cNvPr id="15" name="Text Box 15"/>
-                        <wps:cNvSpPr txBox="1"/>
-                        <wps:spPr>
-                          <a:xfrm>
-                            <a:off x="3889716" y="2116990"/>
-                            <a:ext cx="436099" cy="309036"/>
-                          </a:xfrm>
-                          <a:prstGeom prst="rect">
-                            <a:avLst/>
-                          </a:prstGeom>
-                          <a:solidFill>
-                            <a:schemeClr val="lt1"/>
-                          </a:solidFill>
-                          <a:ln w="6350">
-                            <a:solidFill>
-                              <a:prstClr val="black"/>
-                            </a:solidFill>
-                          </a:ln>
-                        </wps:spPr>
-                        <wps:txbx>
-                          <w:txbxContent>
-                            <w:p>
-                              <w:r>
-                                <w:t>Q</w:t>
-                              </w:r>
-                            </w:p>
-                          </w:txbxContent>
-                        </wps:txbx>
-                        <wps:bodyPr rot="0" spcFirstLastPara="0" vertOverflow="overflow" horzOverflow="overflow" vert="horz" wrap="square" lIns="91440" tIns="45720" rIns="91440" bIns="45720" numCol="1" spcCol="0" rtlCol="0" fromWordArt="0" anchor="t" anchorCtr="0" forceAA="0" compatLnSpc="1">
-                          <a:prstTxWarp prst="textNoShape">
-                            <a:avLst/>
-                          </a:prstTxWarp>
-                          <a:noAutofit/>
-                        </wps:bodyPr>
-                      </wps:wsp>
-                      <wps:wsp>
-                        <wps:cNvPr id="17" name="Isosceles Triangle 17"/>
-                        <wps:cNvSpPr/>
-                        <wps:spPr>
-                          <a:xfrm>
-                            <a:off x="346724" y="1308174"/>
-                            <a:ext cx="873760" cy="626867"/>
-                          </a:xfrm>
-                          <a:custGeom>
-                            <a:avLst/>
-                            <a:gdLst>
-                              <a:gd name="connsiteX0" fmla="*/ 0 w 666255"/>
-                              <a:gd name="connsiteY0" fmla="*/ 123023 h 123023"/>
-                              <a:gd name="connsiteX1" fmla="*/ 333128 w 666255"/>
-                              <a:gd name="connsiteY1" fmla="*/ 0 h 123023"/>
-                              <a:gd name="connsiteX2" fmla="*/ 666255 w 666255"/>
-                              <a:gd name="connsiteY2" fmla="*/ 123023 h 123023"/>
-                              <a:gd name="connsiteX3" fmla="*/ 0 w 666255"/>
-                              <a:gd name="connsiteY3" fmla="*/ 123023 h 123023"/>
-                              <a:gd name="connsiteX0" fmla="*/ 0 w 696848"/>
-                              <a:gd name="connsiteY0" fmla="*/ 626933 h 626933"/>
-                              <a:gd name="connsiteX1" fmla="*/ 363721 w 696848"/>
-                              <a:gd name="connsiteY1" fmla="*/ 0 h 626933"/>
-                              <a:gd name="connsiteX2" fmla="*/ 696848 w 696848"/>
-                              <a:gd name="connsiteY2" fmla="*/ 123023 h 626933"/>
-                              <a:gd name="connsiteX3" fmla="*/ 0 w 696848"/>
-                              <a:gd name="connsiteY3" fmla="*/ 626933 h 626933"/>
-                              <a:gd name="connsiteX0" fmla="*/ 0 w 696848"/>
-                              <a:gd name="connsiteY0" fmla="*/ 626811 h 626811"/>
-                              <a:gd name="connsiteX1" fmla="*/ 10198 w 696848"/>
-                              <a:gd name="connsiteY1" fmla="*/ 0 h 626811"/>
-                              <a:gd name="connsiteX2" fmla="*/ 696848 w 696848"/>
-                              <a:gd name="connsiteY2" fmla="*/ 122901 h 626811"/>
-                              <a:gd name="connsiteX3" fmla="*/ 0 w 696848"/>
-                              <a:gd name="connsiteY3" fmla="*/ 626811 h 626811"/>
-                              <a:gd name="connsiteX0" fmla="*/ 0 w 873760"/>
-                              <a:gd name="connsiteY0" fmla="*/ 626811 h 626811"/>
-                              <a:gd name="connsiteX1" fmla="*/ 10198 w 873760"/>
-                              <a:gd name="connsiteY1" fmla="*/ 0 h 626811"/>
-                              <a:gd name="connsiteX2" fmla="*/ 873760 w 873760"/>
-                              <a:gd name="connsiteY2" fmla="*/ 0 h 626811"/>
-                              <a:gd name="connsiteX3" fmla="*/ 0 w 873760"/>
-                              <a:gd name="connsiteY3" fmla="*/ 626811 h 626811"/>
-                              <a:gd name="connsiteX0" fmla="*/ 0 w 873760"/>
-                              <a:gd name="connsiteY0" fmla="*/ 626811 h 626811"/>
-                              <a:gd name="connsiteX1" fmla="*/ 10198 w 873760"/>
-                              <a:gd name="connsiteY1" fmla="*/ 0 h 626811"/>
-                              <a:gd name="connsiteX2" fmla="*/ 873760 w 873760"/>
-                              <a:gd name="connsiteY2" fmla="*/ 0 h 626811"/>
-                              <a:gd name="connsiteX3" fmla="*/ 0 w 873760"/>
-                              <a:gd name="connsiteY3" fmla="*/ 626811 h 626811"/>
-                            </a:gdLst>
-                            <a:ahLst/>
-                            <a:cxnLst>
-                              <a:cxn ang="0">
-                                <a:pos x="connsiteX0" y="connsiteY0"/>
-                              </a:cxn>
-                              <a:cxn ang="0">
-                                <a:pos x="connsiteX1" y="connsiteY1"/>
-                              </a:cxn>
-                              <a:cxn ang="0">
-                                <a:pos x="connsiteX2" y="connsiteY2"/>
-                              </a:cxn>
-                              <a:cxn ang="0">
-                                <a:pos x="connsiteX3" y="connsiteY3"/>
-                              </a:cxn>
-                            </a:cxnLst>
-                            <a:rect l="l" t="t" r="r" b="b"/>
-                            <a:pathLst>
-                              <a:path w="873760" h="626811">
-                                <a:moveTo>
-                                  <a:pt x="0" y="626811"/>
-                                </a:moveTo>
-                                <a:lnTo>
-                                  <a:pt x="10198" y="0"/>
-                                </a:lnTo>
-                                <a:lnTo>
-                                  <a:pt x="873760" y="0"/>
-                                </a:lnTo>
-                                <a:cubicBezTo>
-                                  <a:pt x="602903" y="219135"/>
-                                  <a:pt x="291253" y="417874"/>
-                                  <a:pt x="0" y="626811"/>
-                                </a:cubicBezTo>
-                                <a:close/>
-                              </a:path>
-                            </a:pathLst>
-                          </a:custGeom>
-                          <a:solidFill>
-                            <a:schemeClr val="accent6">
-                              <a:lumMod val="60000"/>
-                              <a:lumOff val="40000"/>
-                              <a:alpha val="40000"/>
-                            </a:schemeClr>
-                          </a:solidFill>
-                          <a:ln>
-                            <a:noFill/>
-                          </a:ln>
-                        </wps:spPr>
-                        <wps:style>
-                          <a:lnRef idx="2">
-                            <a:schemeClr val="accent1">
-                              <a:shade val="50000"/>
-                            </a:schemeClr>
-                          </a:lnRef>
-                          <a:fillRef idx="1">
-                            <a:schemeClr val="accent1"/>
-                          </a:fillRef>
-                          <a:effectRef idx="0">
-                            <a:schemeClr val="accent1"/>
-                          </a:effectRef>
-                          <a:fontRef idx="minor">
-                            <a:schemeClr val="lt1"/>
-                          </a:fontRef>
-                        </wps:style>
-                        <wps:bodyPr rot="0" spcFirstLastPara="0" vertOverflow="overflow" horzOverflow="overflow" vert="horz" wrap="square" lIns="91440" tIns="45720" rIns="91440" bIns="45720" numCol="1" spcCol="0" rtlCol="0" fromWordArt="0" anchor="ctr" anchorCtr="0" forceAA="0" compatLnSpc="1">
-                          <a:prstTxWarp prst="textNoShape">
-                            <a:avLst/>
-                          </a:prstTxWarp>
-                          <a:noAutofit/>
-                        </wps:bodyPr>
-                      </wps:wsp>
-                      <wps:wsp>
-                        <wps:cNvPr id="21" name="Text Box 21"/>
-                        <wps:cNvSpPr txBox="1"/>
-                        <wps:spPr>
-                          <a:xfrm>
-                            <a:off x="429798" y="1403723"/>
-                            <a:ext cx="473064" cy="286488"/>
-                          </a:xfrm>
-                          <a:prstGeom prst="rect">
-                            <a:avLst/>
-                          </a:prstGeom>
-                          <a:solidFill>
-                            <a:schemeClr val="lt1">
-                              <a:alpha val="0"/>
-                            </a:schemeClr>
-                          </a:solidFill>
-                          <a:ln w="6350">
-                            <a:noFill/>
-                          </a:ln>
-                        </wps:spPr>
-                        <wps:txbx>
-                          <w:txbxContent>
-                            <w:p>
-                              <w:pPr>
-                                <w:rPr>
-                                  <w:sz w:val="12"/>
-                                  <w:szCs w:val="12"/>
-                                  <w:lang w:val="it-IT"/>
-                                </w:rPr>
-                              </w:pPr>
-                              <w:r>
-                                <w:rPr>
-                                  <w:sz w:val="12"/>
-                                  <w:szCs w:val="12"/>
-                                  <w:lang w:val="it-IT"/>
-                                </w:rPr>
-                                <w:t xml:space="preserve">Producer Surplus </w:t>
-                              </w:r>
-                            </w:p>
-                          </w:txbxContent>
-                        </wps:txbx>
-                        <wps:bodyPr rot="0" spcFirstLastPara="0" vertOverflow="overflow" horzOverflow="overflow" vert="horz" wrap="square" lIns="91440" tIns="45720" rIns="91440" bIns="45720" numCol="1" spcCol="0" rtlCol="0" fromWordArt="0" anchor="t" anchorCtr="0" forceAA="0" compatLnSpc="1">
-                          <a:prstTxWarp prst="textNoShape">
-                            <a:avLst/>
-                          </a:prstTxWarp>
-                          <a:noAutofit/>
-                        </wps:bodyPr>
-                      </wps:wsp>
-                    </wpc:wpc>
-                  </a:graphicData>
-                </a:graphic>
-              </wp:inline>
-            </w:drawing>
-          </mc:Choice>
-          <mc:Fallback>
-            <w:pict>
-              <v:group w14:anchorId="39B2E334" id="Canvas 10" o:spid="_x0000_s1034" editas="canvas" style="width:6in;height:248.1pt;mso-position-horizontal-relative:char;mso-position-vertical-relative:line" coordsize="54864,31508" o:gfxdata="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">
-                <v:shapetype id="_x0000_t75" coordsize="21600,21600" o:spt="75" o:preferrelative="t" path="m@4@5l@4@11@9@11@9@5xe" filled="f" stroked="f">
-                  <v:stroke joinstyle="miter"/>
-                  <v:formulas>
-                    <v:f eqn="if lineDrawn pixelLineWidth 0"/>
-                    <v:f eqn="sum @0 1 0"/>
-                    <v:f eqn="sum 0 0 @1"/>
-                    <v:f eqn="prod @2 1 2"/>
-                    <v:f eqn="prod @3 21600 pixelWidth"/>
-                    <v:f eqn="prod @3 21600 pixelHeight"/>
-                    <v:f eqn="sum @0 0 1"/>
-                    <v:f eqn="prod @6 1 2"/>
-                    <v:f eqn="prod @7 21600 pixelWidth"/>
-                    <v:f eqn="sum @8 21600 0"/>
-                    <v:f eqn="prod @7 21600 pixelHeight"/>
-                    <v:f eqn="sum @10 21600 0"/>
-                  </v:formulas>
-                  <v:path o:extrusionok="f" gradientshapeok="t" o:connecttype="rect"/>
-                  <o:lock v:ext="edit" aspectratio="t"/>
-                </v:shapetype>
-                <v:shape id="_x0000_s1035" type="#_x0000_t75" style="position:absolute;width:54864;height:31508;visibility:visible;mso-wrap-style:square">
-                  <v:fill o:detectmouseclick="t"/>
-                  <v:stroke dashstyle="1 1"/>
-                  <v:path o:connecttype="none"/>
-                </v:shape>
-                <v:line id="Straight Connector 11" o:spid="_x0000_s1036" style="position:absolute;visibility:visible;mso-wrap-style:square" from="4079,13081" to="12449,13081" o:connectortype="straight" o:gfxdata="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" strokecolor="#c45911 [2405]" strokeweight="1pt">
-                  <v:stroke dashstyle="3 1" joinstyle="miter" endcap="square"/>
-                </v:line>
-                <v:shape id="Text Box 13" o:spid="_x0000_s1037" type="#_x0000_t202" style="position:absolute;left:10128;top:20607;width:3683;height:2348;visibility:visible;mso-wrap-style:square;v-text-anchor:top" o:gfxdata="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" fillcolor="white [3201]" strokeweight=".5pt">
-                  <v:stroke dashstyle="1 1"/>
-                  <v:textbox>
-                    <w:txbxContent>
-                      <w:p>
-                        <w:r>
-                          <w:t>6</w:t>
-                        </w:r>
-                      </w:p>
-                    </w:txbxContent>
-                  </v:textbox>
-                </v:shape>
-                <v:line id="Straight Connector 14" o:spid="_x0000_s1038" style="position:absolute;visibility:visible;mso-wrap-style:square" from="12449,13080" to="12520,19558" o:connectortype="straight" o:gfxdata="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" strokecolor="#c45911 [2405]" strokeweight="1pt">
-                  <v:stroke dashstyle="3 1" joinstyle="miter"/>
-                </v:line>
-                <v:shape id="Text Box 15" o:spid="_x0000_s1039" type="#_x0000_t202" style="position:absolute;left:38897;top:21169;width:4361;height:3091;visibility:visible;mso-wrap-style:square;v-text-anchor:top" o:gfxdata="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" fillcolor="white [3201]" strokeweight=".5pt">
-                  <v:textbox>
-                    <w:txbxContent>
-                      <w:p>
-                        <w:r>
-                          <w:t>Q</w:t>
-                        </w:r>
-                      </w:p>
-                    </w:txbxContent>
-                  </v:textbox>
-                </v:shape>
-                <v:shape id="Isosceles Triangle 17" o:spid="_x0000_s1040" style="position:absolute;left:3467;top:13081;width:8737;height:6269;visibility:visible;mso-wrap-style:square;v-text-anchor:middle" coordsize="873760,626811" o:gfxdata="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" path="m,626811l10198,,873760,c602903,219135,291253,417874,,626811xe" fillcolor="#a8d08d [1945]" stroked="f" strokeweight="1pt">
-                  <v:fill opacity="26214f"/>
-                  <v:stroke joinstyle="miter"/>
-                  <v:path arrowok="t" o:connecttype="custom" o:connectlocs="0,626867;10198,0;873760,0;0,626867" o:connectangles="0,0,0,0"/>
-                </v:shape>
-                <v:shape id="Text Box 21" o:spid="_x0000_s1041" type="#_x0000_t202" style="position:absolute;left:4297;top:14037;width:4731;height:2865;visibility:visible;mso-wrap-style:square;v-text-anchor:top" o:gfxdata="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" fillcolor="white [3201]" stroked="f" strokeweight=".5pt">
-                  <v:fill opacity="0"/>
-                  <v:textbox>
-                    <w:txbxContent>
-                      <w:p>
-                        <w:pPr>
-                          <w:rPr>
-                            <w:sz w:val="12"/>
-                            <w:szCs w:val="12"/>
-                            <w:lang w:val="it-IT"/>
-                          </w:rPr>
-                        </w:pPr>
-                        <w:r>
-                          <w:rPr>
-                            <w:sz w:val="12"/>
-                            <w:szCs w:val="12"/>
-                            <w:lang w:val="it-IT"/>
-                          </w:rPr>
-                          <w:t xml:space="preserve">Producer </w:t>
-                        </w:r>
-                        <w:r>
-                          <w:rPr>
-                            <w:sz w:val="12"/>
-                            <w:szCs w:val="12"/>
-                            <w:lang w:val="it-IT"/>
-                          </w:rPr>
-                          <w:t xml:space="preserve">Surplus </w:t>
-                        </w:r>
-                      </w:p>
-                    </w:txbxContent>
-                  </v:textbox>
-                </v:shape>
-                <w10:anchorlock/>
-              </v:group>
-            </w:pict>
-          </mc:Fallback>
-        </mc:AlternateContent>
-      </w:r>
-    </w:p>
-    <w:p/>
-    <w:p>
-      <w:pPr>
-        <w:tabs>
-          <w:tab w:val="left" w:pos="927"/>
-        </w:tabs>
-        <w:rPr>
-          <w:rFonts w:ascii="Times New Roman" w:hAnsi="Times New Roman" w:cs="Times New Roman"/>
-          <w:sz w:val="24"/>
-          <w:szCs w:val="24"/>
-          <w:lang w:val="en-US"/>
-        </w:rPr>
-      </w:pPr>
-      <w:r>
-        <w:rPr>
-          <w:rFonts w:ascii="Times New Roman" w:hAnsi="Times New Roman" w:cs="Times New Roman"/>
-          <w:sz w:val="24"/>
-          <w:szCs w:val="24"/>
-          <w:lang w:val="en-US"/>
-        </w:rPr>
-        <w:tab/>
       </w:r>
     </w:p>
     <w:sectPr>
@@ -3375,7 +1488,7 @@
 </file>
 
 <file path=word/numbering.xml><?xml version="1.0" encoding="utf-8"?>
-<w:numbering xmlns:wpc="http://schemas.microsoft.com/office/word/2010/wordprocessingCanvas" xmlns:cx="http://schemas.microsoft.com/office/drawing/2014/chartex" xmlns:cx1="http://schemas.microsoft.com/office/drawing/2015/9/8/chartex" xmlns:cx2="http://schemas.microsoft.com/office/drawing/2015/10/21/chartex" xmlns:cx3="http://schemas.microsoft.com/office/drawing/2016/5/9/chartex" xmlns:cx4="http://schemas.microsoft.com/office/drawing/2016/5/10/chartex" xmlns:cx5="http://schemas.microsoft.com/office/drawing/2016/5/11/chartex" xmlns:cx6="http://schemas.microsoft.com/office/drawing/2016/5/12/chartex" xmlns:cx7="http://schemas.microsoft.com/office/drawing/2016/5/13/chartex" xmlns:cx8="http://schemas.microsoft.com/office/drawing/2016/5/14/chartex" xmlns:mc="http://schemas.openxmlformats.org/markup-compatibility/2006" xmlns:aink="http://schemas.microsoft.com/office/drawing/2016/ink" xmlns:am3d="http://schemas.microsoft.com/office/drawing/2017/model3d" xmlns:o="urn:schemas-microsoft-com:office:office" xmlns:r="http://schemas.openxmlformats.org/officeDocument/2006/relationships" xmlns:m="http://schemas.openxmlformats.org/officeDocument/2006/math" xmlns:v="urn:schemas-microsoft-com:vml" xmlns:wp14="http://schemas.microsoft.com/office/word/2010/wordprocessingDrawing" xmlns:wp="http://schemas.openxmlformats.org/drawingml/2006/wordprocessingDrawing" xmlns:w10="urn:schemas-microsoft-com:office:word" xmlns:w="http://schemas.openxmlformats.org/wordprocessingml/2006/main" xmlns:w14="http://schemas.microsoft.com/office/word/2010/wordml" xmlns:w15="http://schemas.microsoft.com/office/word/2012/wordml" xmlns:w16cex="http://schemas.microsoft.com/office/word/2018/wordml/cex" xmlns:w16cid="http://schemas.microsoft.com/office/word/2016/wordml/cid" xmlns:w16="http://schemas.microsoft.com/office/word/2018/wordml" xmlns:w16se="http://schemas.microsoft.com/office/word/2015/wordml/symex" xmlns:wpg="http://schemas.microsoft.com/office/word/2010/wordprocessingGroup" xmlns:wpi="http://schemas.microsoft.com/office/word/2010/wordprocessingInk" xmlns:wne="http://schemas.microsoft.com/office/word/2006/wordml" xmlns:wps="http://schemas.microsoft.com/office/word/2010/wordprocessingShape" mc:Ignorable="w14 w15 w16se w16cid w16 w16cex wp14">
+<w:numbering xmlns:wpc="http://schemas.microsoft.com/office/word/2010/wordprocessingCanvas" xmlns:cx="http://schemas.microsoft.com/office/drawing/2014/chartex" xmlns:cx1="http://schemas.microsoft.com/office/drawing/2015/9/8/chartex" xmlns:cx2="http://schemas.microsoft.com/office/drawing/2015/10/21/chartex" xmlns:cx3="http://schemas.microsoft.com/office/drawing/2016/5/9/chartex" xmlns:cx4="http://schemas.microsoft.com/office/drawing/2016/5/10/chartex" xmlns:cx5="http://schemas.microsoft.com/office/drawing/2016/5/11/chartex" xmlns:cx6="http://schemas.microsoft.com/office/drawing/2016/5/12/chartex" xmlns:cx7="http://schemas.microsoft.com/office/drawing/2016/5/13/chartex" xmlns:cx8="http://schemas.microsoft.com/office/drawing/2016/5/14/chartex" xmlns:mc="http://schemas.openxmlformats.org/markup-compatibility/2006" xmlns:aink="http://schemas.microsoft.com/office/drawing/2016/ink" xmlns:am3d="http://schemas.microsoft.com/office/drawing/2017/model3d" xmlns:o="urn:schemas-microsoft-com:office:office" xmlns:oel="http://schemas.microsoft.com/office/2019/extlst" xmlns:r="http://schemas.openxmlformats.org/officeDocument/2006/relationships" xmlns:m="http://schemas.openxmlformats.org/officeDocument/2006/math" xmlns:v="urn:schemas-microsoft-com:vml" xmlns:wp14="http://schemas.microsoft.com/office/word/2010/wordprocessingDrawing" xmlns:wp="http://schemas.openxmlformats.org/drawingml/2006/wordprocessingDrawing" xmlns:w10="urn:schemas-microsoft-com:office:word" xmlns:w="http://schemas.openxmlformats.org/wordprocessingml/2006/main" xmlns:w14="http://schemas.microsoft.com/office/word/2010/wordml" xmlns:w15="http://schemas.microsoft.com/office/word/2012/wordml" xmlns:w16cex="http://schemas.microsoft.com/office/word/2018/wordml/cex" xmlns:w16cid="http://schemas.microsoft.com/office/word/2016/wordml/cid" xmlns:w16="http://schemas.microsoft.com/office/word/2018/wordml" xmlns:w16du="http://schemas.microsoft.com/office/word/2023/wordml/word16du" xmlns:w16sdtdh="http://schemas.microsoft.com/office/word/2020/wordml/sdtdatahash" xmlns:w16sdtfl="http://schemas.microsoft.com/office/word/2024/wordml/sdtformatlock" xmlns:w16se="http://schemas.microsoft.com/office/word/2015/wordml/symex" xmlns:wpg="http://schemas.microsoft.com/office/word/2010/wordprocessingGroup" xmlns:wpi="http://schemas.microsoft.com/office/word/2010/wordprocessingInk" xmlns:wne="http://schemas.microsoft.com/office/word/2006/wordml" xmlns:wps="http://schemas.microsoft.com/office/word/2010/wordprocessingShape" mc:Ignorable="w14 w15 w16se w16cid w16 w16cex w16sdtdh w16sdtfl w16du wp14">
   <w:abstractNum w:abstractNumId="0" w15:restartNumberingAfterBreak="0">
     <w:nsid w:val="162137B6"/>
     <w:multiLevelType w:val="hybridMultilevel"/>
@@ -3554,17 +1667,17 @@
       </w:pPr>
     </w:lvl>
   </w:abstractNum>
-  <w:num w:numId="1">
+  <w:num w:numId="1" w16cid:durableId="880282240">
     <w:abstractNumId w:val="1"/>
   </w:num>
-  <w:num w:numId="2">
+  <w:num w:numId="2" w16cid:durableId="1182352724">
     <w:abstractNumId w:val="0"/>
   </w:num>
 </w:numbering>
 </file>
 
 <file path=word/styles.xml><?xml version="1.0" encoding="utf-8"?>
-<w:styles xmlns:mc="http://schemas.openxmlformats.org/markup-compatibility/2006" xmlns:r="http://schemas.openxmlformats.org/officeDocument/2006/relationships" xmlns:w="http://schemas.openxmlformats.org/wordprocessingml/2006/main" xmlns:w14="http://schemas.microsoft.com/office/word/2010/wordml" xmlns:w15="http://schemas.microsoft.com/office/word/2012/wordml" xmlns:w16cex="http://schemas.microsoft.com/office/word/2018/wordml/cex" xmlns:w16cid="http://schemas.microsoft.com/office/word/2016/wordml/cid" xmlns:w16="http://schemas.microsoft.com/office/word/2018/wordml" xmlns:w16se="http://schemas.microsoft.com/office/word/2015/wordml/symex" mc:Ignorable="w14 w15 w16se w16cid w16 w16cex">
+<w:styles xmlns:mc="http://schemas.openxmlformats.org/markup-compatibility/2006" xmlns:r="http://schemas.openxmlformats.org/officeDocument/2006/relationships" xmlns:w="http://schemas.openxmlformats.org/wordprocessingml/2006/main" xmlns:w14="http://schemas.microsoft.com/office/word/2010/wordml" xmlns:w15="http://schemas.microsoft.com/office/word/2012/wordml" xmlns:w16cex="http://schemas.microsoft.com/office/word/2018/wordml/cex" xmlns:w16cid="http://schemas.microsoft.com/office/word/2016/wordml/cid" xmlns:w16="http://schemas.microsoft.com/office/word/2018/wordml" xmlns:w16du="http://schemas.microsoft.com/office/word/2023/wordml/word16du" xmlns:w16sdtdh="http://schemas.microsoft.com/office/word/2020/wordml/sdtdatahash" xmlns:w16sdtfl="http://schemas.microsoft.com/office/word/2024/wordml/sdtformatlock" xmlns:w16se="http://schemas.microsoft.com/office/word/2015/wordml/symex" mc:Ignorable="w14 w15 w16se w16cid w16 w16cex w16sdtdh w16sdtfl w16du">
   <w:docDefaults>
     <w:rPrDefault>
       <w:rPr>
